--- a/docs/splm/SPLM-Language_Modeling_as_Second_Order_Damped_Lagrangian_Flow.docx
+++ b/docs/splm/SPLM-Language_Modeling_as_Second_Order_Damped_Lagrangian_Flow.docx
@@ -22,6 +22,272 @@
       </w:pPr>
       <w:r>
         <w:t>Introduction</w:t>
+      </w:r>
+    </w:p>
+    <w:p/>
+    <w:p>
+      <w:pPr>
+        <w:pStyle w:val="Heading2"/>
+      </w:pPr>
+      <w:r>
+        <w:t xml:space="preserve">Hidden </w:t>
+      </w:r>
+      <w:r>
+        <w:t>t</w:t>
+      </w:r>
+      <w:r>
+        <w:t xml:space="preserve">rajectories and </w:t>
+      </w:r>
+      <w:r>
+        <w:t>discrete derivatives</w:t>
+      </w:r>
+    </w:p>
+    <w:p>
+      <w:r>
+        <w:t>Throughout our discussion on Semantic Simulation and the related family of language models we will assume the following:</w:t>
+      </w:r>
+    </w:p>
+    <w:p/>
+    <w:p>
+      <w:pPr>
+        <w:rPr>
+          <w:u w:val="single"/>
+        </w:rPr>
+      </w:pPr>
+      <m:oMath>
+        <m:sSubSup>
+          <m:sSubSupPr>
+            <m:ctrlPr>
+              <w:rPr>
+                <w:rFonts w:ascii="Cambria Math" w:hAnsi="Cambria Math"/>
+                <w:i/>
+              </w:rPr>
+            </m:ctrlPr>
+          </m:sSubSupPr>
+          <m:e>
+            <m:r>
+              <w:rPr>
+                <w:rFonts w:ascii="Cambria Math" w:hAnsi="Cambria Math"/>
+              </w:rPr>
+              <m:t>h</m:t>
+            </m:r>
+          </m:e>
+          <m:sub>
+            <m:r>
+              <w:rPr>
+                <w:rFonts w:ascii="Cambria Math" w:hAnsi="Cambria Math"/>
+              </w:rPr>
+              <m:t>t</m:t>
+            </m:r>
+          </m:sub>
+          <m:sup>
+            <m:d>
+              <m:dPr>
+                <m:ctrlPr>
+                  <w:rPr>
+                    <w:rFonts w:ascii="Cambria Math" w:hAnsi="Cambria Math"/>
+                    <w:i/>
+                  </w:rPr>
+                </m:ctrlPr>
+              </m:dPr>
+              <m:e>
+                <m:r>
+                  <m:rPr>
+                    <m:scr m:val="script"/>
+                  </m:rPr>
+                  <w:rPr>
+                    <w:rFonts w:ascii="Cambria Math" w:hAnsi="Cambria Math"/>
+                  </w:rPr>
+                  <m:t>l</m:t>
+                </m:r>
+              </m:e>
+            </m:d>
+          </m:sup>
+        </m:sSubSup>
+        <m:r>
+          <w:rPr>
+            <w:rFonts w:ascii="Cambria Math" w:hAnsi="Cambria Math"/>
+          </w:rPr>
+          <m:t>∈</m:t>
+        </m:r>
+        <m:sSup>
+          <m:sSupPr>
+            <m:ctrlPr>
+              <w:rPr>
+                <w:rFonts w:ascii="Cambria Math" w:hAnsi="Cambria Math"/>
+                <w:i/>
+              </w:rPr>
+            </m:ctrlPr>
+          </m:sSupPr>
+          <m:e>
+            <m:r>
+              <m:rPr>
+                <m:scr m:val="double-struck"/>
+              </m:rPr>
+              <w:rPr>
+                <w:rFonts w:ascii="Cambria Math" w:hAnsi="Cambria Math"/>
+              </w:rPr>
+              <m:t>R</m:t>
+            </m:r>
+          </m:e>
+          <m:sup>
+            <m:r>
+              <w:rPr>
+                <w:rFonts w:ascii="Cambria Math" w:hAnsi="Cambria Math"/>
+              </w:rPr>
+              <m:t>d</m:t>
+            </m:r>
+          </m:sup>
+        </m:sSup>
+      </m:oMath>
+      <w:r>
+        <w:rPr>
+          <w:rFonts w:eastAsiaTheme="minorEastAsia"/>
+        </w:rPr>
+        <w:t xml:space="preserve"> denotes the hidden state of a decoder-only</w:t>
+      </w:r>
+      <w:r>
+        <w:rPr>
+          <w:rFonts w:eastAsiaTheme="minorEastAsia"/>
+        </w:rPr>
+        <w:t xml:space="preserve"> transformer</w:t>
+      </w:r>
+      <w:r>
+        <w:rPr>
+          <w:rFonts w:eastAsiaTheme="minorEastAsia"/>
+        </w:rPr>
+        <w:t xml:space="preserve"> at token position </w:t>
+      </w:r>
+      <m:oMath>
+        <m:r>
+          <w:rPr>
+            <w:rFonts w:ascii="Cambria Math" w:eastAsiaTheme="minorEastAsia" w:hAnsi="Cambria Math"/>
+          </w:rPr>
+          <m:t>t</m:t>
+        </m:r>
+      </m:oMath>
+      <w:r>
+        <w:rPr>
+          <w:rFonts w:eastAsiaTheme="minorEastAsia"/>
+        </w:rPr>
+        <w:t xml:space="preserve"> and layer </w:t>
+      </w:r>
+      <m:oMath>
+        <m:r>
+          <m:rPr>
+            <m:scr m:val="script"/>
+          </m:rPr>
+          <w:rPr>
+            <w:rFonts w:ascii="Cambria Math" w:eastAsiaTheme="minorEastAsia" w:hAnsi="Cambria Math"/>
+          </w:rPr>
+          <m:t>l</m:t>
+        </m:r>
+      </m:oMath>
+      <w:r>
+        <w:rPr>
+          <w:rFonts w:eastAsiaTheme="minorEastAsia"/>
+        </w:rPr>
+        <w:t xml:space="preserve">, where </w:t>
+      </w:r>
+      <m:oMath>
+        <m:r>
+          <w:rPr>
+            <w:rFonts w:ascii="Cambria Math" w:eastAsiaTheme="minorEastAsia" w:hAnsi="Cambria Math"/>
+          </w:rPr>
+          <m:t>d</m:t>
+        </m:r>
+      </m:oMath>
+      <w:r>
+        <w:rPr>
+          <w:rFonts w:eastAsiaTheme="minorEastAsia"/>
+        </w:rPr>
+        <w:t xml:space="preserve"> is the model’s hidden dimension and the layer index </w:t>
+      </w:r>
+      <m:oMath>
+        <m:r>
+          <m:rPr>
+            <m:scr m:val="script"/>
+          </m:rPr>
+          <w:rPr>
+            <w:rFonts w:ascii="Cambria Math" w:hAnsi="Cambria Math"/>
+          </w:rPr>
+          <m:t>l</m:t>
+        </m:r>
+      </m:oMath>
+      <w:r>
+        <w:rPr>
+          <w:rFonts w:eastAsiaTheme="minorEastAsia"/>
+        </w:rPr>
+        <w:t xml:space="preserve"> ranges over </w:t>
+      </w:r>
+      <m:oMath>
+        <m:r>
+          <m:rPr>
+            <m:scr m:val="script"/>
+          </m:rPr>
+          <w:rPr>
+            <w:rFonts w:ascii="Cambria Math" w:hAnsi="Cambria Math"/>
+          </w:rPr>
+          <m:t>l</m:t>
+        </m:r>
+        <m:r>
+          <w:rPr>
+            <w:rFonts w:ascii="Cambria Math" w:hAnsi="Cambria Math"/>
+          </w:rPr>
+          <m:t>=0,1,…,L</m:t>
+        </m:r>
+      </m:oMath>
+      <w:r>
+        <w:rPr>
+          <w:rFonts w:eastAsiaTheme="minorEastAsia"/>
+        </w:rPr>
+        <w:t xml:space="preserve"> with </w:t>
+      </w:r>
+      <m:oMath>
+        <m:r>
+          <m:rPr>
+            <m:scr m:val="script"/>
+          </m:rPr>
+          <w:rPr>
+            <w:rFonts w:ascii="Cambria Math" w:hAnsi="Cambria Math"/>
+          </w:rPr>
+          <m:t>l</m:t>
+        </m:r>
+        <m:r>
+          <w:rPr>
+            <w:rFonts w:ascii="Cambria Math" w:hAnsi="Cambria Math"/>
+          </w:rPr>
+          <m:t>=0</m:t>
+        </m:r>
+      </m:oMath>
+      <w:r>
+        <w:rPr>
+          <w:rFonts w:eastAsiaTheme="minorEastAsia"/>
+        </w:rPr>
+        <w:t xml:space="preserve"> denoting the embedding layer and </w:t>
+      </w:r>
+      <m:oMath>
+        <m:r>
+          <m:rPr>
+            <m:scr m:val="script"/>
+          </m:rPr>
+          <w:rPr>
+            <w:rFonts w:ascii="Cambria Math" w:hAnsi="Cambria Math"/>
+          </w:rPr>
+          <m:t>l=</m:t>
+        </m:r>
+        <m:r>
+          <w:rPr>
+            <w:rFonts w:ascii="Cambria Math" w:hAnsi="Cambria Math"/>
+          </w:rPr>
+          <m:t>L</m:t>
+        </m:r>
+      </m:oMath>
+      <w:r>
+        <w:rPr>
+          <w:rFonts w:eastAsiaTheme="minorEastAsia"/>
+        </w:rPr>
+        <w:t xml:space="preserve"> the last block before the unembedding. </w:t>
       </w:r>
     </w:p>
     <w:p/>

--- a/docs/splm/SPLM-Language_Modeling_as_Second_Order_Damped_Lagrangian_Flow.docx
+++ b/docs/splm/SPLM-Language_Modeling_as_Second_Order_Damped_Lagrangian_Flow.docx
@@ -51,7 +51,7 @@
     <w:p>
       <w:pPr>
         <w:rPr>
-          <w:u w:val="single"/>
+          <w:rFonts w:eastAsiaTheme="minorEastAsia"/>
         </w:rPr>
       </w:pPr>
       <m:oMath>
@@ -289,7 +289,490 @@
         </w:rPr>
         <w:t xml:space="preserve"> the last block before the unembedding. </w:t>
       </w:r>
+      <w:r>
+        <w:rPr>
+          <w:rFonts w:eastAsiaTheme="minorEastAsia"/>
+        </w:rPr>
+        <w:t>When the layer index is fixed by</w:t>
+      </w:r>
+      <w:r>
+        <w:rPr>
+          <w:rFonts w:eastAsiaTheme="minorEastAsia"/>
+        </w:rPr>
+        <w:t xml:space="preserve"> the</w:t>
+      </w:r>
+      <w:r>
+        <w:rPr>
+          <w:rFonts w:eastAsiaTheme="minorEastAsia"/>
+        </w:rPr>
+        <w:t xml:space="preserve"> </w:t>
+      </w:r>
+      <w:r>
+        <w:rPr>
+          <w:rFonts w:eastAsiaTheme="minorEastAsia"/>
+        </w:rPr>
+        <w:t>context,</w:t>
+      </w:r>
+      <w:r>
+        <w:rPr>
+          <w:rFonts w:eastAsiaTheme="minorEastAsia"/>
+        </w:rPr>
+        <w:t xml:space="preserve"> we drop the superscript and write simply </w:t>
+      </w:r>
+      <m:oMath>
+        <m:sSub>
+          <m:sSubPr>
+            <m:ctrlPr>
+              <w:rPr>
+                <w:rFonts w:ascii="Cambria Math" w:eastAsiaTheme="minorEastAsia" w:hAnsi="Cambria Math"/>
+                <w:i/>
+              </w:rPr>
+            </m:ctrlPr>
+          </m:sSubPr>
+          <m:e>
+            <m:r>
+              <w:rPr>
+                <w:rFonts w:ascii="Cambria Math" w:eastAsiaTheme="minorEastAsia" w:hAnsi="Cambria Math"/>
+              </w:rPr>
+              <m:t>h</m:t>
+            </m:r>
+          </m:e>
+          <m:sub>
+            <m:r>
+              <w:rPr>
+                <w:rFonts w:ascii="Cambria Math" w:eastAsiaTheme="minorEastAsia" w:hAnsi="Cambria Math"/>
+              </w:rPr>
+              <m:t>t</m:t>
+            </m:r>
+          </m:sub>
+        </m:sSub>
+      </m:oMath>
+      <w:r>
+        <w:rPr>
+          <w:rFonts w:eastAsiaTheme="minorEastAsia"/>
+        </w:rPr>
+        <w:t xml:space="preserve">. </w:t>
+      </w:r>
+      <w:r>
+        <w:rPr>
+          <w:rFonts w:eastAsiaTheme="minorEastAsia"/>
+        </w:rPr>
+        <w:t xml:space="preserve">The sequence </w:t>
+      </w:r>
+      <m:oMath>
+        <m:sSub>
+          <m:sSubPr>
+            <m:ctrlPr>
+              <w:rPr>
+                <w:rFonts w:ascii="Cambria Math" w:eastAsiaTheme="minorEastAsia" w:hAnsi="Cambria Math"/>
+                <w:i/>
+              </w:rPr>
+            </m:ctrlPr>
+          </m:sSubPr>
+          <m:e>
+            <m:r>
+              <w:rPr>
+                <w:rFonts w:ascii="Cambria Math" w:eastAsiaTheme="minorEastAsia" w:hAnsi="Cambria Math"/>
+              </w:rPr>
+              <m:t>h</m:t>
+            </m:r>
+          </m:e>
+          <m:sub>
+            <m:r>
+              <w:rPr>
+                <w:rFonts w:ascii="Cambria Math" w:eastAsiaTheme="minorEastAsia" w:hAnsi="Cambria Math"/>
+              </w:rPr>
+              <m:t>1</m:t>
+            </m:r>
+          </m:sub>
+        </m:sSub>
+        <m:r>
+          <w:rPr>
+            <w:rFonts w:ascii="Cambria Math" w:eastAsiaTheme="minorEastAsia" w:hAnsi="Cambria Math"/>
+          </w:rPr>
+          <m:t>,</m:t>
+        </m:r>
+        <m:sSub>
+          <m:sSubPr>
+            <m:ctrlPr>
+              <w:rPr>
+                <w:rFonts w:ascii="Cambria Math" w:eastAsiaTheme="minorEastAsia" w:hAnsi="Cambria Math"/>
+                <w:i/>
+              </w:rPr>
+            </m:ctrlPr>
+          </m:sSubPr>
+          <m:e>
+            <m:r>
+              <w:rPr>
+                <w:rFonts w:ascii="Cambria Math" w:eastAsiaTheme="minorEastAsia" w:hAnsi="Cambria Math"/>
+              </w:rPr>
+              <m:t>h</m:t>
+            </m:r>
+          </m:e>
+          <m:sub>
+            <m:r>
+              <w:rPr>
+                <w:rFonts w:ascii="Cambria Math" w:eastAsiaTheme="minorEastAsia" w:hAnsi="Cambria Math"/>
+              </w:rPr>
+              <m:t>2</m:t>
+            </m:r>
+          </m:sub>
+        </m:sSub>
+        <m:r>
+          <w:rPr>
+            <w:rFonts w:ascii="Cambria Math" w:eastAsiaTheme="minorEastAsia" w:hAnsi="Cambria Math"/>
+          </w:rPr>
+          <m:t>,…,</m:t>
+        </m:r>
+        <m:sSub>
+          <m:sSubPr>
+            <m:ctrlPr>
+              <w:rPr>
+                <w:rFonts w:ascii="Cambria Math" w:eastAsiaTheme="minorEastAsia" w:hAnsi="Cambria Math"/>
+                <w:i/>
+              </w:rPr>
+            </m:ctrlPr>
+          </m:sSubPr>
+          <m:e>
+            <m:r>
+              <w:rPr>
+                <w:rFonts w:ascii="Cambria Math" w:eastAsiaTheme="minorEastAsia" w:hAnsi="Cambria Math"/>
+              </w:rPr>
+              <m:t>h</m:t>
+            </m:r>
+          </m:e>
+          <m:sub>
+            <m:r>
+              <w:rPr>
+                <w:rFonts w:ascii="Cambria Math" w:eastAsiaTheme="minorEastAsia" w:hAnsi="Cambria Math"/>
+              </w:rPr>
+              <m:t>T</m:t>
+            </m:r>
+          </m:sub>
+        </m:sSub>
+      </m:oMath>
+      <w:r>
+        <w:rPr>
+          <w:rFonts w:eastAsiaTheme="minorEastAsia"/>
+        </w:rPr>
+        <w:t xml:space="preserve"> at a fixed layer is the </w:t>
+      </w:r>
+      <w:r>
+        <w:rPr>
+          <w:rFonts w:eastAsiaTheme="minorEastAsia"/>
+          <w:i/>
+          <w:iCs/>
+        </w:rPr>
+        <w:t>hidden-state trajectory</w:t>
+      </w:r>
+      <w:r>
+        <w:rPr>
+          <w:rFonts w:eastAsiaTheme="minorEastAsia"/>
+        </w:rPr>
+        <w:t xml:space="preserve"> of an input of T tokens, and we treat it as a discrete-time sample of an underlying contin</w:t>
+      </w:r>
+      <w:r>
+        <w:rPr>
+          <w:rFonts w:eastAsiaTheme="minorEastAsia"/>
+        </w:rPr>
+        <w:t xml:space="preserve">uous trajectory </w:t>
+      </w:r>
+      <m:oMath>
+        <m:r>
+          <w:rPr>
+            <w:rFonts w:ascii="Cambria Math" w:eastAsiaTheme="minorEastAsia" w:hAnsi="Cambria Math"/>
+          </w:rPr>
+          <m:t>h</m:t>
+        </m:r>
+        <m:r>
+          <w:rPr>
+            <w:rFonts w:ascii="Cambria Math" w:eastAsiaTheme="minorEastAsia" w:hAnsi="Cambria Math"/>
+          </w:rPr>
+          <m:t xml:space="preserve">: </m:t>
+        </m:r>
+        <m:d>
+          <m:dPr>
+            <m:begChr m:val="["/>
+            <m:endChr m:val="]"/>
+            <m:ctrlPr>
+              <w:rPr>
+                <w:rFonts w:ascii="Cambria Math" w:eastAsiaTheme="minorEastAsia" w:hAnsi="Cambria Math"/>
+                <w:i/>
+              </w:rPr>
+            </m:ctrlPr>
+          </m:dPr>
+          <m:e>
+            <m:r>
+              <w:rPr>
+                <w:rFonts w:ascii="Cambria Math" w:eastAsiaTheme="minorEastAsia" w:hAnsi="Cambria Math"/>
+              </w:rPr>
+              <m:t>0, T</m:t>
+            </m:r>
+          </m:e>
+        </m:d>
+        <m:r>
+          <w:rPr>
+            <w:rFonts w:ascii="Cambria Math" w:eastAsiaTheme="minorEastAsia" w:hAnsi="Cambria Math"/>
+          </w:rPr>
+          <m:t>→</m:t>
+        </m:r>
+        <m:sSup>
+          <m:sSupPr>
+            <m:ctrlPr>
+              <w:rPr>
+                <w:rFonts w:ascii="Cambria Math" w:eastAsiaTheme="minorEastAsia" w:hAnsi="Cambria Math"/>
+                <w:i/>
+              </w:rPr>
+            </m:ctrlPr>
+          </m:sSupPr>
+          <m:e>
+            <m:r>
+              <m:rPr>
+                <m:scr m:val="double-struck"/>
+              </m:rPr>
+              <w:rPr>
+                <w:rFonts w:ascii="Cambria Math" w:eastAsiaTheme="minorEastAsia" w:hAnsi="Cambria Math"/>
+              </w:rPr>
+              <m:t>R</m:t>
+            </m:r>
+          </m:e>
+          <m:sup>
+            <m:r>
+              <w:rPr>
+                <w:rFonts w:ascii="Cambria Math" w:eastAsiaTheme="minorEastAsia" w:hAnsi="Cambria Math"/>
+              </w:rPr>
+              <m:t>d</m:t>
+            </m:r>
+          </m:sup>
+        </m:sSup>
+      </m:oMath>
+      <w:r>
+        <w:rPr>
+          <w:rFonts w:eastAsiaTheme="minorEastAsia"/>
+        </w:rPr>
+        <w:t xml:space="preserve"> with unit time step </w:t>
+      </w:r>
+      <m:oMath>
+        <m:r>
+          <w:rPr>
+            <w:rFonts w:ascii="Cambria Math" w:eastAsiaTheme="minorEastAsia" w:hAnsi="Cambria Math"/>
+          </w:rPr>
+          <m:t>∆t=1</m:t>
+        </m:r>
+      </m:oMath>
+      <w:r>
+        <w:rPr>
+          <w:rFonts w:eastAsiaTheme="minorEastAsia"/>
+        </w:rPr>
+        <w:t>. The finite-difference operators below are the standard second-order approximations of the corresponding continuous time derivatives at the central position.</w:t>
+      </w:r>
     </w:p>
+    <w:p>
+      <w:pPr>
+        <w:rPr>
+          <w:rFonts w:eastAsiaTheme="minorEastAsia"/>
+        </w:rPr>
+      </w:pPr>
+    </w:p>
+    <w:p>
+      <w:pPr>
+        <w:rPr>
+          <w:rFonts w:eastAsiaTheme="minorEastAsia"/>
+        </w:rPr>
+      </w:pPr>
+      <w:r>
+        <w:rPr>
+          <w:rFonts w:eastAsiaTheme="minorEastAsia"/>
+          <w:b/>
+          <w:bCs/>
+        </w:rPr>
+        <w:t>Definition</w:t>
+      </w:r>
+      <w:r>
+        <w:rPr>
+          <w:rFonts w:eastAsiaTheme="minorEastAsia"/>
+        </w:rPr>
+        <w:t xml:space="preserve"> </w:t>
+      </w:r>
+      <w:r>
+        <w:rPr>
+          <w:rFonts w:eastAsiaTheme="minorEastAsia"/>
+          <w:i/>
+          <w:iCs/>
+        </w:rPr>
+        <w:t xml:space="preserve">Consecutive displacements, discrete acceleration, </w:t>
+      </w:r>
+      <w:r>
+        <w:rPr>
+          <w:rFonts w:eastAsiaTheme="minorEastAsia"/>
+          <w:i/>
+          <w:iCs/>
+        </w:rPr>
+        <w:t xml:space="preserve">and the </w:t>
+      </w:r>
+      <w:r>
+        <w:rPr>
+          <w:rFonts w:eastAsiaTheme="minorEastAsia"/>
+          <w:i/>
+          <w:iCs/>
+        </w:rPr>
+        <w:t>decomposition of those</w:t>
+      </w:r>
+    </w:p>
+    <w:p>
+      <w:pPr>
+        <w:rPr>
+          <w:rFonts w:eastAsiaTheme="minorEastAsia"/>
+        </w:rPr>
+      </w:pPr>
+      <w:r>
+        <w:t>For th</w:t>
+      </w:r>
+      <w:r>
+        <w:t xml:space="preserve">ree consecutive hidden states </w:t>
+      </w:r>
+      <m:oMath>
+        <m:sSub>
+          <m:sSubPr>
+            <m:ctrlPr>
+              <w:rPr>
+                <w:rFonts w:ascii="Cambria Math" w:hAnsi="Cambria Math"/>
+                <w:i/>
+              </w:rPr>
+            </m:ctrlPr>
+          </m:sSubPr>
+          <m:e>
+            <m:r>
+              <w:rPr>
+                <w:rFonts w:ascii="Cambria Math" w:hAnsi="Cambria Math"/>
+              </w:rPr>
+              <m:t>h</m:t>
+            </m:r>
+          </m:e>
+          <m:sub>
+            <m:r>
+              <w:rPr>
+                <w:rFonts w:ascii="Cambria Math" w:hAnsi="Cambria Math"/>
+              </w:rPr>
+              <m:t>t-1</m:t>
+            </m:r>
+          </m:sub>
+        </m:sSub>
+        <m:r>
+          <w:rPr>
+            <w:rFonts w:ascii="Cambria Math" w:hAnsi="Cambria Math"/>
+          </w:rPr>
+          <m:t>,</m:t>
+        </m:r>
+        <m:sSub>
+          <m:sSubPr>
+            <m:ctrlPr>
+              <w:rPr>
+                <w:rFonts w:ascii="Cambria Math" w:hAnsi="Cambria Math"/>
+                <w:i/>
+              </w:rPr>
+            </m:ctrlPr>
+          </m:sSubPr>
+          <m:e>
+            <m:r>
+              <w:rPr>
+                <w:rFonts w:ascii="Cambria Math" w:hAnsi="Cambria Math"/>
+              </w:rPr>
+              <m:t>h</m:t>
+            </m:r>
+          </m:e>
+          <m:sub>
+            <m:r>
+              <w:rPr>
+                <w:rFonts w:ascii="Cambria Math" w:hAnsi="Cambria Math"/>
+              </w:rPr>
+              <m:t>t</m:t>
+            </m:r>
+          </m:sub>
+        </m:sSub>
+        <m:r>
+          <w:rPr>
+            <w:rFonts w:ascii="Cambria Math" w:hAnsi="Cambria Math"/>
+          </w:rPr>
+          <m:t>,</m:t>
+        </m:r>
+        <m:sSub>
+          <m:sSubPr>
+            <m:ctrlPr>
+              <w:rPr>
+                <w:rFonts w:ascii="Cambria Math" w:hAnsi="Cambria Math"/>
+                <w:i/>
+              </w:rPr>
+            </m:ctrlPr>
+          </m:sSubPr>
+          <m:e>
+            <m:r>
+              <w:rPr>
+                <w:rFonts w:ascii="Cambria Math" w:hAnsi="Cambria Math"/>
+              </w:rPr>
+              <m:t>h</m:t>
+            </m:r>
+          </m:e>
+          <m:sub>
+            <m:r>
+              <w:rPr>
+                <w:rFonts w:ascii="Cambria Math" w:hAnsi="Cambria Math"/>
+              </w:rPr>
+              <m:t>t+1</m:t>
+            </m:r>
+          </m:sub>
+        </m:sSub>
+        <m:r>
+          <w:rPr>
+            <w:rFonts w:ascii="Cambria Math" w:hAnsi="Cambria Math"/>
+          </w:rPr>
+          <m:t>∈</m:t>
+        </m:r>
+        <m:sSup>
+          <m:sSupPr>
+            <m:ctrlPr>
+              <w:rPr>
+                <w:rFonts w:ascii="Cambria Math" w:hAnsi="Cambria Math"/>
+                <w:i/>
+              </w:rPr>
+            </m:ctrlPr>
+          </m:sSupPr>
+          <m:e>
+            <m:r>
+              <m:rPr>
+                <m:scr m:val="double-struck"/>
+              </m:rPr>
+              <w:rPr>
+                <w:rFonts w:ascii="Cambria Math" w:hAnsi="Cambria Math"/>
+              </w:rPr>
+              <m:t>R</m:t>
+            </m:r>
+          </m:e>
+          <m:sup>
+            <m:r>
+              <w:rPr>
+                <w:rFonts w:ascii="Cambria Math" w:hAnsi="Cambria Math"/>
+              </w:rPr>
+              <m:t>d</m:t>
+            </m:r>
+          </m:sup>
+        </m:sSup>
+      </m:oMath>
+      <w:r>
+        <w:rPr>
+          <w:rFonts w:eastAsiaTheme="minorEastAsia"/>
+        </w:rPr>
+        <w:t xml:space="preserve"> at a fixed layer, define the consecutive displacements</w:t>
+      </w:r>
+    </w:p>
+    <w:p>
+      <w:pPr>
+        <w:rPr>
+          <w:rFonts w:eastAsiaTheme="minorEastAsia"/>
+        </w:rPr>
+      </w:pPr>
+    </w:p>
+    <w:p/>
     <w:p/>
     <w:p/>
     <w:p>
@@ -304,6 +787,18 @@
       <w:r>
         <w:t>[1]</w:t>
       </w:r>
+      <w:r>
+        <w:t xml:space="preserve"> </w:t>
+      </w:r>
+      <w:hyperlink r:id="rId4" w:history="1">
+        <w:r>
+          <w:rPr>
+            <w:rStyle w:val="Hyperlink"/>
+            <w:rFonts w:eastAsiaTheme="minorEastAsia"/>
+          </w:rPr>
+          <w:t>Semantic Simulation: A Prescriptive Lagrangian Framework for Efficient Semantic Inference, D.Gueorguiev, 2026</w:t>
+        </w:r>
+      </w:hyperlink>
     </w:p>
     <w:p>
       <w:r>
@@ -1269,6 +1764,17 @@
       <w:color w:val="666666"/>
     </w:rPr>
   </w:style>
+  <w:style w:type="character" w:styleId="Hyperlink">
+    <w:name w:val="Hyperlink"/>
+    <w:basedOn w:val="DefaultParagraphFont"/>
+    <w:uiPriority w:val="99"/>
+    <w:unhideWhenUsed/>
+    <w:rsid w:val="00BA225E"/>
+    <w:rPr>
+      <w:color w:val="467886" w:themeColor="hyperlink"/>
+      <w:u w:val="single"/>
+    </w:rPr>
+  </w:style>
 </w:styles>
 </file>
 

--- a/docs/splm/SPLM-Language_Modeling_as_Second_Order_Damped_Lagrangian_Flow.docx
+++ b/docs/splm/SPLM-Language_Modeling_as_Second_Order_Damped_Lagrangian_Flow.docx
@@ -772,6 +772,279 @@
         </w:rPr>
       </w:pPr>
     </w:p>
+    <w:p>
+      <w:pPr>
+        <w:rPr>
+          <w:rFonts w:eastAsiaTheme="minorEastAsia"/>
+        </w:rPr>
+      </w:pPr>
+      <m:oMath>
+        <m:sSub>
+          <m:sSubPr>
+            <m:ctrlPr>
+              <w:rPr>
+                <w:rFonts w:ascii="Cambria Math" w:eastAsiaTheme="minorEastAsia" w:hAnsi="Cambria Math"/>
+                <w:i/>
+              </w:rPr>
+            </m:ctrlPr>
+          </m:sSubPr>
+          <m:e>
+            <m:acc>
+              <m:accPr>
+                <m:chr m:val="⃗"/>
+                <m:ctrlPr>
+                  <w:rPr>
+                    <w:rFonts w:ascii="Cambria Math" w:eastAsiaTheme="minorEastAsia" w:hAnsi="Cambria Math"/>
+                    <w:i/>
+                  </w:rPr>
+                </m:ctrlPr>
+              </m:accPr>
+              <m:e>
+                <m:r>
+                  <w:rPr>
+                    <w:rFonts w:ascii="Cambria Math" w:eastAsiaTheme="minorEastAsia" w:hAnsi="Cambria Math"/>
+                  </w:rPr>
+                  <m:t>d</m:t>
+                </m:r>
+              </m:e>
+            </m:acc>
+          </m:e>
+          <m:sub>
+            <m:r>
+              <w:rPr>
+                <w:rFonts w:ascii="Cambria Math" w:eastAsiaTheme="minorEastAsia" w:hAnsi="Cambria Math"/>
+              </w:rPr>
+              <m:t>1</m:t>
+            </m:r>
+          </m:sub>
+        </m:sSub>
+        <m:r>
+          <w:rPr>
+            <w:rFonts w:ascii="Cambria Math" w:eastAsiaTheme="minorEastAsia" w:hAnsi="Cambria Math"/>
+          </w:rPr>
+          <m:t>=</m:t>
+        </m:r>
+        <m:sSub>
+          <m:sSubPr>
+            <m:ctrlPr>
+              <w:rPr>
+                <w:rFonts w:ascii="Cambria Math" w:eastAsiaTheme="minorEastAsia" w:hAnsi="Cambria Math"/>
+                <w:i/>
+              </w:rPr>
+            </m:ctrlPr>
+          </m:sSubPr>
+          <m:e>
+            <m:r>
+              <w:rPr>
+                <w:rFonts w:ascii="Cambria Math" w:eastAsiaTheme="minorEastAsia" w:hAnsi="Cambria Math"/>
+              </w:rPr>
+              <m:t>h</m:t>
+            </m:r>
+          </m:e>
+          <m:sub>
+            <m:r>
+              <w:rPr>
+                <w:rFonts w:ascii="Cambria Math" w:eastAsiaTheme="minorEastAsia" w:hAnsi="Cambria Math"/>
+              </w:rPr>
+              <m:t>t</m:t>
+            </m:r>
+          </m:sub>
+        </m:sSub>
+        <m:r>
+          <w:rPr>
+            <w:rFonts w:ascii="Cambria Math" w:eastAsiaTheme="minorEastAsia" w:hAnsi="Cambria Math"/>
+          </w:rPr>
+          <m:t>-</m:t>
+        </m:r>
+        <m:sSub>
+          <m:sSubPr>
+            <m:ctrlPr>
+              <w:rPr>
+                <w:rFonts w:ascii="Cambria Math" w:eastAsiaTheme="minorEastAsia" w:hAnsi="Cambria Math"/>
+                <w:i/>
+              </w:rPr>
+            </m:ctrlPr>
+          </m:sSubPr>
+          <m:e>
+            <m:r>
+              <w:rPr>
+                <w:rFonts w:ascii="Cambria Math" w:eastAsiaTheme="minorEastAsia" w:hAnsi="Cambria Math"/>
+              </w:rPr>
+              <m:t>h</m:t>
+            </m:r>
+          </m:e>
+          <m:sub>
+            <m:r>
+              <w:rPr>
+                <w:rFonts w:ascii="Cambria Math" w:eastAsiaTheme="minorEastAsia" w:hAnsi="Cambria Math"/>
+              </w:rPr>
+              <m:t>t-1</m:t>
+            </m:r>
+          </m:sub>
+        </m:sSub>
+      </m:oMath>
+      <w:r>
+        <w:rPr>
+          <w:rFonts w:eastAsiaTheme="minorEastAsia"/>
+        </w:rPr>
+        <w:t xml:space="preserve">,  </w:t>
+      </w:r>
+      <m:oMath>
+        <m:sSub>
+          <m:sSubPr>
+            <m:ctrlPr>
+              <w:rPr>
+                <w:rFonts w:ascii="Cambria Math" w:eastAsiaTheme="minorEastAsia" w:hAnsi="Cambria Math"/>
+                <w:i/>
+              </w:rPr>
+            </m:ctrlPr>
+          </m:sSubPr>
+          <m:e>
+            <m:acc>
+              <m:accPr>
+                <m:chr m:val="⃗"/>
+                <m:ctrlPr>
+                  <w:rPr>
+                    <w:rFonts w:ascii="Cambria Math" w:eastAsiaTheme="minorEastAsia" w:hAnsi="Cambria Math"/>
+                    <w:i/>
+                  </w:rPr>
+                </m:ctrlPr>
+              </m:accPr>
+              <m:e>
+                <m:r>
+                  <w:rPr>
+                    <w:rFonts w:ascii="Cambria Math" w:eastAsiaTheme="minorEastAsia" w:hAnsi="Cambria Math"/>
+                  </w:rPr>
+                  <m:t>d</m:t>
+                </m:r>
+              </m:e>
+            </m:acc>
+          </m:e>
+          <m:sub>
+            <m:r>
+              <w:rPr>
+                <w:rFonts w:ascii="Cambria Math" w:eastAsiaTheme="minorEastAsia" w:hAnsi="Cambria Math"/>
+              </w:rPr>
+              <m:t>2</m:t>
+            </m:r>
+          </m:sub>
+        </m:sSub>
+        <m:r>
+          <w:rPr>
+            <w:rFonts w:ascii="Cambria Math" w:eastAsiaTheme="minorEastAsia" w:hAnsi="Cambria Math"/>
+          </w:rPr>
+          <m:t>=</m:t>
+        </m:r>
+        <m:sSub>
+          <m:sSubPr>
+            <m:ctrlPr>
+              <w:rPr>
+                <w:rFonts w:ascii="Cambria Math" w:eastAsiaTheme="minorEastAsia" w:hAnsi="Cambria Math"/>
+                <w:i/>
+              </w:rPr>
+            </m:ctrlPr>
+          </m:sSubPr>
+          <m:e>
+            <m:r>
+              <w:rPr>
+                <w:rFonts w:ascii="Cambria Math" w:eastAsiaTheme="minorEastAsia" w:hAnsi="Cambria Math"/>
+              </w:rPr>
+              <m:t>h</m:t>
+            </m:r>
+          </m:e>
+          <m:sub>
+            <m:r>
+              <w:rPr>
+                <w:rFonts w:ascii="Cambria Math" w:eastAsiaTheme="minorEastAsia" w:hAnsi="Cambria Math"/>
+              </w:rPr>
+              <m:t>t</m:t>
+            </m:r>
+            <m:r>
+              <w:rPr>
+                <w:rFonts w:ascii="Cambria Math" w:eastAsiaTheme="minorEastAsia" w:hAnsi="Cambria Math"/>
+              </w:rPr>
+              <m:t>+1</m:t>
+            </m:r>
+          </m:sub>
+        </m:sSub>
+        <m:r>
+          <w:rPr>
+            <w:rFonts w:ascii="Cambria Math" w:eastAsiaTheme="minorEastAsia" w:hAnsi="Cambria Math"/>
+          </w:rPr>
+          <m:t>-</m:t>
+        </m:r>
+        <m:sSub>
+          <m:sSubPr>
+            <m:ctrlPr>
+              <w:rPr>
+                <w:rFonts w:ascii="Cambria Math" w:eastAsiaTheme="minorEastAsia" w:hAnsi="Cambria Math"/>
+                <w:i/>
+              </w:rPr>
+            </m:ctrlPr>
+          </m:sSubPr>
+          <m:e>
+            <m:r>
+              <w:rPr>
+                <w:rFonts w:ascii="Cambria Math" w:eastAsiaTheme="minorEastAsia" w:hAnsi="Cambria Math"/>
+              </w:rPr>
+              <m:t>h</m:t>
+            </m:r>
+          </m:e>
+          <m:sub>
+            <m:r>
+              <w:rPr>
+                <w:rFonts w:ascii="Cambria Math" w:eastAsiaTheme="minorEastAsia" w:hAnsi="Cambria Math"/>
+              </w:rPr>
+              <m:t>t</m:t>
+            </m:r>
+          </m:sub>
+        </m:sSub>
+      </m:oMath>
+      <w:r>
+        <w:rPr>
+          <w:rFonts w:eastAsiaTheme="minorEastAsia"/>
+        </w:rPr>
+        <w:t xml:space="preserve">      (disp.1)</w:t>
+      </w:r>
+    </w:p>
+    <w:p/>
+    <w:p>
+      <w:r>
+        <w:t>the discrete velocity (</w:t>
+      </w:r>
+      <w:r>
+        <w:rPr>
+          <w:i/>
+          <w:iCs/>
+        </w:rPr>
+        <w:t>forward difference</w:t>
+      </w:r>
+      <w:r>
+        <w:t>) and discrete acceleration (</w:t>
+      </w:r>
+      <w:r>
+        <w:rPr>
+          <w:i/>
+          <w:iCs/>
+        </w:rPr>
+        <w:t>central second difference</w:t>
+      </w:r>
+      <w:r>
+        <w:t xml:space="preserve">) at position </w:t>
+      </w:r>
+      <m:oMath>
+        <m:r>
+          <w:rPr>
+            <w:rFonts w:ascii="Cambria Math" w:hAnsi="Cambria Math"/>
+          </w:rPr>
+          <m:t>t</m:t>
+        </m:r>
+      </m:oMath>
+      <w:r>
+        <w:t>:</w:t>
+      </w:r>
+    </w:p>
+    <w:p/>
     <w:p/>
     <w:p/>
     <w:p/>

--- a/docs/splm/SPLM-Language_Modeling_as_Second_Order_Damped_Lagrangian_Flow.docx
+++ b/docs/splm/SPLM-Language_Modeling_as_Second_Order_Damped_Lagrangian_Flow.docx
@@ -1045,6 +1045,345 @@
       </w:r>
     </w:p>
     <w:p/>
+    <w:p>
+      <w:pPr>
+        <w:rPr>
+          <w:rFonts w:eastAsiaTheme="minorEastAsia"/>
+        </w:rPr>
+      </w:pPr>
+      <m:oMath>
+        <m:sSub>
+          <m:sSubPr>
+            <m:ctrlPr>
+              <w:rPr>
+                <w:rFonts w:ascii="Cambria Math" w:hAnsi="Cambria Math"/>
+                <w:i/>
+              </w:rPr>
+            </m:ctrlPr>
+          </m:sSubPr>
+          <m:e>
+            <m:acc>
+              <m:accPr>
+                <m:chr m:val="⃗"/>
+                <m:ctrlPr>
+                  <w:rPr>
+                    <w:rFonts w:ascii="Cambria Math" w:hAnsi="Cambria Math"/>
+                    <w:i/>
+                  </w:rPr>
+                </m:ctrlPr>
+              </m:accPr>
+              <m:e>
+                <m:r>
+                  <w:rPr>
+                    <w:rFonts w:ascii="Cambria Math" w:hAnsi="Cambria Math"/>
+                  </w:rPr>
+                  <m:t>v</m:t>
+                </m:r>
+              </m:e>
+            </m:acc>
+          </m:e>
+          <m:sub>
+            <m:r>
+              <w:rPr>
+                <w:rFonts w:ascii="Cambria Math" w:hAnsi="Cambria Math"/>
+              </w:rPr>
+              <m:t>t</m:t>
+            </m:r>
+          </m:sub>
+        </m:sSub>
+        <m:r>
+          <w:rPr>
+            <w:rFonts w:ascii="Cambria Math" w:hAnsi="Cambria Math"/>
+          </w:rPr>
+          <m:t>=</m:t>
+        </m:r>
+        <m:sSub>
+          <m:sSubPr>
+            <m:ctrlPr>
+              <w:rPr>
+                <w:rFonts w:ascii="Cambria Math" w:hAnsi="Cambria Math"/>
+                <w:i/>
+              </w:rPr>
+            </m:ctrlPr>
+          </m:sSubPr>
+          <m:e>
+            <m:acc>
+              <m:accPr>
+                <m:chr m:val="⃗"/>
+                <m:ctrlPr>
+                  <w:rPr>
+                    <w:rFonts w:ascii="Cambria Math" w:hAnsi="Cambria Math"/>
+                    <w:i/>
+                  </w:rPr>
+                </m:ctrlPr>
+              </m:accPr>
+              <m:e>
+                <m:r>
+                  <w:rPr>
+                    <w:rFonts w:ascii="Cambria Math" w:hAnsi="Cambria Math"/>
+                  </w:rPr>
+                  <m:t>d</m:t>
+                </m:r>
+              </m:e>
+            </m:acc>
+          </m:e>
+          <m:sub>
+            <m:r>
+              <w:rPr>
+                <w:rFonts w:ascii="Cambria Math" w:hAnsi="Cambria Math"/>
+              </w:rPr>
+              <m:t>1</m:t>
+            </m:r>
+          </m:sub>
+        </m:sSub>
+      </m:oMath>
+      <w:r>
+        <w:rPr>
+          <w:rFonts w:eastAsiaTheme="minorEastAsia"/>
+        </w:rPr>
+        <w:t xml:space="preserve">,     </w:t>
+      </w:r>
+      <m:oMath>
+        <m:sSub>
+          <m:sSubPr>
+            <m:ctrlPr>
+              <w:rPr>
+                <w:rFonts w:ascii="Cambria Math" w:eastAsiaTheme="minorEastAsia" w:hAnsi="Cambria Math"/>
+                <w:i/>
+              </w:rPr>
+            </m:ctrlPr>
+          </m:sSubPr>
+          <m:e>
+            <m:acc>
+              <m:accPr>
+                <m:chr m:val="⃗"/>
+                <m:ctrlPr>
+                  <w:rPr>
+                    <w:rFonts w:ascii="Cambria Math" w:eastAsiaTheme="minorEastAsia" w:hAnsi="Cambria Math"/>
+                    <w:i/>
+                  </w:rPr>
+                </m:ctrlPr>
+              </m:accPr>
+              <m:e>
+                <m:r>
+                  <w:rPr>
+                    <w:rFonts w:ascii="Cambria Math" w:eastAsiaTheme="minorEastAsia" w:hAnsi="Cambria Math"/>
+                  </w:rPr>
+                  <m:t>a</m:t>
+                </m:r>
+              </m:e>
+            </m:acc>
+          </m:e>
+          <m:sub>
+            <m:r>
+              <w:rPr>
+                <w:rFonts w:ascii="Cambria Math" w:eastAsiaTheme="minorEastAsia" w:hAnsi="Cambria Math"/>
+              </w:rPr>
+              <m:t>t</m:t>
+            </m:r>
+          </m:sub>
+        </m:sSub>
+        <m:r>
+          <w:rPr>
+            <w:rFonts w:ascii="Cambria Math" w:eastAsiaTheme="minorEastAsia" w:hAnsi="Cambria Math"/>
+          </w:rPr>
+          <m:t>=</m:t>
+        </m:r>
+        <m:sSub>
+          <m:sSubPr>
+            <m:ctrlPr>
+              <w:rPr>
+                <w:rFonts w:ascii="Cambria Math" w:eastAsiaTheme="minorEastAsia" w:hAnsi="Cambria Math"/>
+                <w:i/>
+              </w:rPr>
+            </m:ctrlPr>
+          </m:sSubPr>
+          <m:e>
+            <m:acc>
+              <m:accPr>
+                <m:chr m:val="⃗"/>
+                <m:ctrlPr>
+                  <w:rPr>
+                    <w:rFonts w:ascii="Cambria Math" w:eastAsiaTheme="minorEastAsia" w:hAnsi="Cambria Math"/>
+                    <w:i/>
+                  </w:rPr>
+                </m:ctrlPr>
+              </m:accPr>
+              <m:e>
+                <m:r>
+                  <w:rPr>
+                    <w:rFonts w:ascii="Cambria Math" w:eastAsiaTheme="minorEastAsia" w:hAnsi="Cambria Math"/>
+                  </w:rPr>
+                  <m:t>d</m:t>
+                </m:r>
+              </m:e>
+            </m:acc>
+          </m:e>
+          <m:sub>
+            <m:r>
+              <w:rPr>
+                <w:rFonts w:ascii="Cambria Math" w:eastAsiaTheme="minorEastAsia" w:hAnsi="Cambria Math"/>
+              </w:rPr>
+              <m:t>2</m:t>
+            </m:r>
+          </m:sub>
+        </m:sSub>
+        <m:r>
+          <w:rPr>
+            <w:rFonts w:ascii="Cambria Math" w:eastAsiaTheme="minorEastAsia" w:hAnsi="Cambria Math"/>
+          </w:rPr>
+          <m:t>-</m:t>
+        </m:r>
+        <m:sSub>
+          <m:sSubPr>
+            <m:ctrlPr>
+              <w:rPr>
+                <w:rFonts w:ascii="Cambria Math" w:eastAsiaTheme="minorEastAsia" w:hAnsi="Cambria Math"/>
+                <w:i/>
+              </w:rPr>
+            </m:ctrlPr>
+          </m:sSubPr>
+          <m:e>
+            <m:acc>
+              <m:accPr>
+                <m:chr m:val="⃗"/>
+                <m:ctrlPr>
+                  <w:rPr>
+                    <w:rFonts w:ascii="Cambria Math" w:eastAsiaTheme="minorEastAsia" w:hAnsi="Cambria Math"/>
+                    <w:i/>
+                  </w:rPr>
+                </m:ctrlPr>
+              </m:accPr>
+              <m:e>
+                <m:r>
+                  <w:rPr>
+                    <w:rFonts w:ascii="Cambria Math" w:eastAsiaTheme="minorEastAsia" w:hAnsi="Cambria Math"/>
+                  </w:rPr>
+                  <m:t>d</m:t>
+                </m:r>
+              </m:e>
+            </m:acc>
+          </m:e>
+          <m:sub>
+            <m:r>
+              <w:rPr>
+                <w:rFonts w:ascii="Cambria Math" w:eastAsiaTheme="minorEastAsia" w:hAnsi="Cambria Math"/>
+              </w:rPr>
+              <m:t>1</m:t>
+            </m:r>
+          </m:sub>
+        </m:sSub>
+        <m:r>
+          <w:rPr>
+            <w:rFonts w:ascii="Cambria Math" w:eastAsiaTheme="minorEastAsia" w:hAnsi="Cambria Math"/>
+          </w:rPr>
+          <m:t>=</m:t>
+        </m:r>
+        <m:sSub>
+          <m:sSubPr>
+            <m:ctrlPr>
+              <w:rPr>
+                <w:rFonts w:ascii="Cambria Math" w:eastAsiaTheme="minorEastAsia" w:hAnsi="Cambria Math"/>
+                <w:i/>
+              </w:rPr>
+            </m:ctrlPr>
+          </m:sSubPr>
+          <m:e>
+            <m:r>
+              <w:rPr>
+                <w:rFonts w:ascii="Cambria Math" w:eastAsiaTheme="minorEastAsia" w:hAnsi="Cambria Math"/>
+              </w:rPr>
+              <m:t>h</m:t>
+            </m:r>
+          </m:e>
+          <m:sub>
+            <m:r>
+              <w:rPr>
+                <w:rFonts w:ascii="Cambria Math" w:eastAsiaTheme="minorEastAsia" w:hAnsi="Cambria Math"/>
+              </w:rPr>
+              <m:t>t+1</m:t>
+            </m:r>
+          </m:sub>
+        </m:sSub>
+        <m:r>
+          <w:rPr>
+            <w:rFonts w:ascii="Cambria Math" w:eastAsiaTheme="minorEastAsia" w:hAnsi="Cambria Math"/>
+          </w:rPr>
+          <m:t>-2</m:t>
+        </m:r>
+        <m:sSub>
+          <m:sSubPr>
+            <m:ctrlPr>
+              <w:rPr>
+                <w:rFonts w:ascii="Cambria Math" w:eastAsiaTheme="minorEastAsia" w:hAnsi="Cambria Math"/>
+                <w:i/>
+              </w:rPr>
+            </m:ctrlPr>
+          </m:sSubPr>
+          <m:e>
+            <m:r>
+              <w:rPr>
+                <w:rFonts w:ascii="Cambria Math" w:eastAsiaTheme="minorEastAsia" w:hAnsi="Cambria Math"/>
+              </w:rPr>
+              <m:t>h</m:t>
+            </m:r>
+          </m:e>
+          <m:sub>
+            <m:r>
+              <w:rPr>
+                <w:rFonts w:ascii="Cambria Math" w:eastAsiaTheme="minorEastAsia" w:hAnsi="Cambria Math"/>
+              </w:rPr>
+              <m:t>t</m:t>
+            </m:r>
+          </m:sub>
+        </m:sSub>
+        <m:r>
+          <w:rPr>
+            <w:rFonts w:ascii="Cambria Math" w:eastAsiaTheme="minorEastAsia" w:hAnsi="Cambria Math"/>
+          </w:rPr>
+          <m:t>+</m:t>
+        </m:r>
+        <m:sSub>
+          <m:sSubPr>
+            <m:ctrlPr>
+              <w:rPr>
+                <w:rFonts w:ascii="Cambria Math" w:eastAsiaTheme="minorEastAsia" w:hAnsi="Cambria Math"/>
+                <w:i/>
+              </w:rPr>
+            </m:ctrlPr>
+          </m:sSubPr>
+          <m:e>
+            <m:r>
+              <w:rPr>
+                <w:rFonts w:ascii="Cambria Math" w:eastAsiaTheme="minorEastAsia" w:hAnsi="Cambria Math"/>
+              </w:rPr>
+              <m:t>h</m:t>
+            </m:r>
+          </m:e>
+          <m:sub>
+            <m:r>
+              <w:rPr>
+                <w:rFonts w:ascii="Cambria Math" w:eastAsiaTheme="minorEastAsia" w:hAnsi="Cambria Math"/>
+              </w:rPr>
+              <m:t>t-1</m:t>
+            </m:r>
+          </m:sub>
+        </m:sSub>
+      </m:oMath>
+      <w:r>
+        <w:rPr>
+          <w:rFonts w:eastAsiaTheme="minorEastAsia"/>
+        </w:rPr>
+        <w:t xml:space="preserve">      (acc.1)</w:t>
+      </w:r>
+    </w:p>
+    <w:p>
+      <w:pPr>
+        <w:rPr>
+          <w:rFonts w:eastAsiaTheme="minorEastAsia"/>
+        </w:rPr>
+      </w:pPr>
+    </w:p>
     <w:p/>
     <w:p/>
     <w:p/>

--- a/docs/splm/SPLM-Language_Modeling_as_Second_Order_Damped_Lagrangian_Flow.docx
+++ b/docs/splm/SPLM-Language_Modeling_as_Second_Order_Damped_Lagrangian_Flow.docx
@@ -1376,6 +1376,591 @@
         </w:rPr>
         <w:t xml:space="preserve">      (acc.1)</w:t>
       </w:r>
+    </w:p>
+    <w:p>
+      <w:pPr>
+        <w:rPr>
+          <w:rFonts w:eastAsiaTheme="minorEastAsia"/>
+        </w:rPr>
+      </w:pPr>
+    </w:p>
+    <w:p>
+      <w:pPr>
+        <w:rPr>
+          <w:rFonts w:eastAsiaTheme="minorEastAsia"/>
+        </w:rPr>
+      </w:pPr>
+      <w:r>
+        <w:rPr>
+          <w:rFonts w:eastAsiaTheme="minorEastAsia"/>
+        </w:rPr>
+        <w:t xml:space="preserve">The acceleration admits a unique orthogonal decomposition into components parallel and perpendicular to </w:t>
+      </w:r>
+      <m:oMath>
+        <m:sSub>
+          <m:sSubPr>
+            <m:ctrlPr>
+              <w:rPr>
+                <w:rFonts w:ascii="Cambria Math" w:eastAsiaTheme="minorEastAsia" w:hAnsi="Cambria Math"/>
+                <w:i/>
+              </w:rPr>
+            </m:ctrlPr>
+          </m:sSubPr>
+          <m:e>
+            <m:acc>
+              <m:accPr>
+                <m:chr m:val="⃗"/>
+                <m:ctrlPr>
+                  <w:rPr>
+                    <w:rFonts w:ascii="Cambria Math" w:eastAsiaTheme="minorEastAsia" w:hAnsi="Cambria Math"/>
+                    <w:i/>
+                  </w:rPr>
+                </m:ctrlPr>
+              </m:accPr>
+              <m:e>
+                <m:r>
+                  <w:rPr>
+                    <w:rFonts w:ascii="Cambria Math" w:eastAsiaTheme="minorEastAsia" w:hAnsi="Cambria Math"/>
+                  </w:rPr>
+                  <m:t>d</m:t>
+                </m:r>
+              </m:e>
+            </m:acc>
+          </m:e>
+          <m:sub>
+            <m:r>
+              <w:rPr>
+                <w:rFonts w:ascii="Cambria Math" w:eastAsiaTheme="minorEastAsia" w:hAnsi="Cambria Math"/>
+              </w:rPr>
+              <m:t>1</m:t>
+            </m:r>
+          </m:sub>
+        </m:sSub>
+      </m:oMath>
+      <w:r>
+        <w:rPr>
+          <w:rFonts w:eastAsiaTheme="minorEastAsia"/>
+        </w:rPr>
+        <w:t>:</w:t>
+      </w:r>
+    </w:p>
+    <w:p>
+      <w:pPr>
+        <w:rPr>
+          <w:rFonts w:eastAsiaTheme="minorEastAsia"/>
+        </w:rPr>
+      </w:pPr>
+    </w:p>
+    <w:p>
+      <w:pPr>
+        <w:rPr>
+          <w:rFonts w:eastAsiaTheme="minorEastAsia"/>
+        </w:rPr>
+      </w:pPr>
+      <m:oMath>
+        <m:sSub>
+          <m:sSubPr>
+            <m:ctrlPr>
+              <w:rPr>
+                <w:rFonts w:ascii="Cambria Math" w:hAnsi="Cambria Math"/>
+                <w:i/>
+              </w:rPr>
+            </m:ctrlPr>
+          </m:sSubPr>
+          <m:e>
+            <m:acc>
+              <m:accPr>
+                <m:chr m:val="⃗"/>
+                <m:ctrlPr>
+                  <w:rPr>
+                    <w:rFonts w:ascii="Cambria Math" w:hAnsi="Cambria Math"/>
+                    <w:i/>
+                  </w:rPr>
+                </m:ctrlPr>
+              </m:accPr>
+              <m:e>
+                <m:r>
+                  <w:rPr>
+                    <w:rFonts w:ascii="Cambria Math" w:hAnsi="Cambria Math"/>
+                  </w:rPr>
+                  <m:t>a</m:t>
+                </m:r>
+              </m:e>
+            </m:acc>
+          </m:e>
+          <m:sub>
+            <m:r>
+              <w:rPr>
+                <w:rFonts w:ascii="Cambria Math" w:hAnsi="Cambria Math"/>
+              </w:rPr>
+              <m:t>t</m:t>
+            </m:r>
+          </m:sub>
+        </m:sSub>
+        <m:r>
+          <w:rPr>
+            <w:rFonts w:ascii="Cambria Math" w:hAnsi="Cambria Math"/>
+          </w:rPr>
+          <m:t>=</m:t>
+        </m:r>
+        <m:sSub>
+          <m:sSubPr>
+            <m:ctrlPr>
+              <w:rPr>
+                <w:rFonts w:ascii="Cambria Math" w:hAnsi="Cambria Math"/>
+                <w:i/>
+              </w:rPr>
+            </m:ctrlPr>
+          </m:sSubPr>
+          <m:e>
+            <m:acc>
+              <m:accPr>
+                <m:chr m:val="⃗"/>
+                <m:ctrlPr>
+                  <w:rPr>
+                    <w:rFonts w:ascii="Cambria Math" w:hAnsi="Cambria Math"/>
+                    <w:i/>
+                  </w:rPr>
+                </m:ctrlPr>
+              </m:accPr>
+              <m:e>
+                <m:r>
+                  <w:rPr>
+                    <w:rFonts w:ascii="Cambria Math" w:hAnsi="Cambria Math"/>
+                  </w:rPr>
+                  <m:t>a</m:t>
+                </m:r>
+              </m:e>
+            </m:acc>
+          </m:e>
+          <m:sub>
+            <m:r>
+              <w:rPr>
+                <w:rFonts w:ascii="Cambria Math" w:hAnsi="Cambria Math"/>
+              </w:rPr>
+              <m:t>∥</m:t>
+            </m:r>
+          </m:sub>
+        </m:sSub>
+        <m:r>
+          <w:rPr>
+            <w:rFonts w:ascii="Cambria Math" w:hAnsi="Cambria Math"/>
+          </w:rPr>
+          <m:t>+</m:t>
+        </m:r>
+        <m:sSub>
+          <m:sSubPr>
+            <m:ctrlPr>
+              <w:rPr>
+                <w:rFonts w:ascii="Cambria Math" w:hAnsi="Cambria Math"/>
+                <w:i/>
+              </w:rPr>
+            </m:ctrlPr>
+          </m:sSubPr>
+          <m:e>
+            <m:acc>
+              <m:accPr>
+                <m:chr m:val="⃗"/>
+                <m:ctrlPr>
+                  <w:rPr>
+                    <w:rFonts w:ascii="Cambria Math" w:hAnsi="Cambria Math"/>
+                    <w:i/>
+                  </w:rPr>
+                </m:ctrlPr>
+              </m:accPr>
+              <m:e>
+                <m:r>
+                  <w:rPr>
+                    <w:rFonts w:ascii="Cambria Math" w:hAnsi="Cambria Math"/>
+                  </w:rPr>
+                  <m:t>a</m:t>
+                </m:r>
+              </m:e>
+            </m:acc>
+          </m:e>
+          <m:sub>
+            <m:r>
+              <w:rPr>
+                <w:rFonts w:ascii="Cambria Math" w:hAnsi="Cambria Math"/>
+              </w:rPr>
+              <m:t>⊥</m:t>
+            </m:r>
+          </m:sub>
+        </m:sSub>
+      </m:oMath>
+      <w:r>
+        <w:rPr>
+          <w:rFonts w:eastAsiaTheme="minorEastAsia"/>
+        </w:rPr>
+        <w:t>,</w:t>
+      </w:r>
+      <w:r>
+        <w:rPr>
+          <w:rFonts w:eastAsiaTheme="minorEastAsia"/>
+        </w:rPr>
+        <w:t xml:space="preserve">   </w:t>
+      </w:r>
+      <w:r>
+        <w:rPr>
+          <w:rFonts w:eastAsiaTheme="minorEastAsia"/>
+        </w:rPr>
+        <w:t xml:space="preserve"> </w:t>
+      </w:r>
+      <w:r>
+        <w:rPr>
+          <w:rFonts w:ascii="Skia" w:eastAsiaTheme="minorEastAsia" w:hAnsi="Skia"/>
+        </w:rPr>
+        <w:t xml:space="preserve"> </w:t>
+      </w:r>
+      <m:oMath>
+        <m:sSub>
+          <m:sSubPr>
+            <m:ctrlPr>
+              <w:rPr>
+                <w:rFonts w:ascii="Cambria Math" w:eastAsiaTheme="minorEastAsia" w:hAnsi="Cambria Math"/>
+                <w:i/>
+              </w:rPr>
+            </m:ctrlPr>
+          </m:sSubPr>
+          <m:e>
+            <m:acc>
+              <m:accPr>
+                <m:chr m:val="⃗"/>
+                <m:ctrlPr>
+                  <w:rPr>
+                    <w:rFonts w:ascii="Cambria Math" w:eastAsiaTheme="minorEastAsia" w:hAnsi="Cambria Math"/>
+                    <w:i/>
+                  </w:rPr>
+                </m:ctrlPr>
+              </m:accPr>
+              <m:e>
+                <m:r>
+                  <w:rPr>
+                    <w:rFonts w:ascii="Cambria Math" w:eastAsiaTheme="minorEastAsia" w:hAnsi="Cambria Math"/>
+                  </w:rPr>
+                  <m:t>a</m:t>
+                </m:r>
+              </m:e>
+            </m:acc>
+          </m:e>
+          <m:sub>
+            <m:r>
+              <w:rPr>
+                <w:rFonts w:ascii="Cambria Math" w:hAnsi="Cambria Math"/>
+              </w:rPr>
+              <m:t>∥</m:t>
+            </m:r>
+          </m:sub>
+        </m:sSub>
+        <m:r>
+          <w:rPr>
+            <w:rFonts w:ascii="Cambria Math" w:eastAsiaTheme="minorEastAsia" w:hAnsi="Cambria Math"/>
+          </w:rPr>
+          <m:t>=</m:t>
+        </m:r>
+        <m:d>
+          <m:dPr>
+            <m:ctrlPr>
+              <w:rPr>
+                <w:rFonts w:ascii="Cambria Math" w:eastAsiaTheme="minorEastAsia" w:hAnsi="Cambria Math"/>
+                <w:i/>
+              </w:rPr>
+            </m:ctrlPr>
+          </m:dPr>
+          <m:e>
+            <m:sSub>
+              <m:sSubPr>
+                <m:ctrlPr>
+                  <w:rPr>
+                    <w:rFonts w:ascii="Cambria Math" w:eastAsiaTheme="minorEastAsia" w:hAnsi="Cambria Math"/>
+                    <w:i/>
+                  </w:rPr>
+                </m:ctrlPr>
+              </m:sSubPr>
+              <m:e>
+                <m:acc>
+                  <m:accPr>
+                    <m:chr m:val="⃗"/>
+                    <m:ctrlPr>
+                      <w:rPr>
+                        <w:rFonts w:ascii="Cambria Math" w:eastAsiaTheme="minorEastAsia" w:hAnsi="Cambria Math"/>
+                        <w:i/>
+                      </w:rPr>
+                    </m:ctrlPr>
+                  </m:accPr>
+                  <m:e>
+                    <m:r>
+                      <w:rPr>
+                        <w:rFonts w:ascii="Cambria Math" w:eastAsiaTheme="minorEastAsia" w:hAnsi="Cambria Math"/>
+                      </w:rPr>
+                      <m:t>a</m:t>
+                    </m:r>
+                  </m:e>
+                </m:acc>
+              </m:e>
+              <m:sub>
+                <m:r>
+                  <w:rPr>
+                    <w:rFonts w:ascii="Cambria Math" w:eastAsiaTheme="minorEastAsia" w:hAnsi="Cambria Math"/>
+                  </w:rPr>
+                  <m:t>t</m:t>
+                </m:r>
+              </m:sub>
+            </m:sSub>
+            <m:r>
+              <w:rPr>
+                <w:rFonts w:ascii="Cambria Math" w:eastAsiaTheme="minorEastAsia" w:hAnsi="Cambria Math"/>
+              </w:rPr>
+              <m:t>∙</m:t>
+            </m:r>
+            <m:sSub>
+              <m:sSubPr>
+                <m:ctrlPr>
+                  <w:rPr>
+                    <w:rFonts w:ascii="Cambria Math" w:eastAsiaTheme="minorEastAsia" w:hAnsi="Cambria Math"/>
+                    <w:i/>
+                  </w:rPr>
+                </m:ctrlPr>
+              </m:sSubPr>
+              <m:e>
+                <m:acc>
+                  <m:accPr>
+                    <m:ctrlPr>
+                      <w:rPr>
+                        <w:rFonts w:ascii="Cambria Math" w:eastAsiaTheme="minorEastAsia" w:hAnsi="Cambria Math"/>
+                        <w:i/>
+                      </w:rPr>
+                    </m:ctrlPr>
+                  </m:accPr>
+                  <m:e>
+                    <m:r>
+                      <w:rPr>
+                        <w:rFonts w:ascii="Cambria Math" w:eastAsiaTheme="minorEastAsia" w:hAnsi="Cambria Math"/>
+                      </w:rPr>
+                      <m:t>d</m:t>
+                    </m:r>
+                  </m:e>
+                </m:acc>
+              </m:e>
+              <m:sub>
+                <m:r>
+                  <w:rPr>
+                    <w:rFonts w:ascii="Cambria Math" w:eastAsiaTheme="minorEastAsia" w:hAnsi="Cambria Math"/>
+                  </w:rPr>
+                  <m:t>1</m:t>
+                </m:r>
+              </m:sub>
+            </m:sSub>
+          </m:e>
+        </m:d>
+        <m:sSub>
+          <m:sSubPr>
+            <m:ctrlPr>
+              <w:rPr>
+                <w:rFonts w:ascii="Cambria Math" w:eastAsiaTheme="minorEastAsia" w:hAnsi="Cambria Math"/>
+                <w:i/>
+              </w:rPr>
+            </m:ctrlPr>
+          </m:sSubPr>
+          <m:e>
+            <m:acc>
+              <m:accPr>
+                <m:ctrlPr>
+                  <w:rPr>
+                    <w:rFonts w:ascii="Cambria Math" w:eastAsiaTheme="minorEastAsia" w:hAnsi="Cambria Math"/>
+                    <w:i/>
+                  </w:rPr>
+                </m:ctrlPr>
+              </m:accPr>
+              <m:e>
+                <m:r>
+                  <w:rPr>
+                    <w:rFonts w:ascii="Cambria Math" w:eastAsiaTheme="minorEastAsia" w:hAnsi="Cambria Math"/>
+                  </w:rPr>
+                  <m:t>d</m:t>
+                </m:r>
+              </m:e>
+            </m:acc>
+          </m:e>
+          <m:sub>
+            <m:r>
+              <w:rPr>
+                <w:rFonts w:ascii="Cambria Math" w:eastAsiaTheme="minorEastAsia" w:hAnsi="Cambria Math"/>
+              </w:rPr>
+              <m:t>1</m:t>
+            </m:r>
+          </m:sub>
+        </m:sSub>
+      </m:oMath>
+      <w:r>
+        <w:rPr>
+          <w:rFonts w:ascii="Skia" w:eastAsiaTheme="minorEastAsia" w:hAnsi="Skia"/>
+        </w:rPr>
+        <w:t xml:space="preserve">,     </w:t>
+      </w:r>
+      <m:oMath>
+        <m:sSub>
+          <m:sSubPr>
+            <m:ctrlPr>
+              <w:rPr>
+                <w:rFonts w:ascii="Cambria Math" w:eastAsiaTheme="minorEastAsia" w:hAnsi="Cambria Math"/>
+                <w:i/>
+              </w:rPr>
+            </m:ctrlPr>
+          </m:sSubPr>
+          <m:e>
+            <m:acc>
+              <m:accPr>
+                <m:ctrlPr>
+                  <w:rPr>
+                    <w:rFonts w:ascii="Cambria Math" w:eastAsiaTheme="minorEastAsia" w:hAnsi="Cambria Math"/>
+                    <w:i/>
+                  </w:rPr>
+                </m:ctrlPr>
+              </m:accPr>
+              <m:e>
+                <m:r>
+                  <w:rPr>
+                    <w:rFonts w:ascii="Cambria Math" w:eastAsiaTheme="minorEastAsia" w:hAnsi="Cambria Math"/>
+                  </w:rPr>
+                  <m:t>d</m:t>
+                </m:r>
+              </m:e>
+            </m:acc>
+          </m:e>
+          <m:sub>
+            <m:r>
+              <w:rPr>
+                <w:rFonts w:ascii="Cambria Math" w:eastAsiaTheme="minorEastAsia" w:hAnsi="Cambria Math"/>
+              </w:rPr>
+              <m:t>1</m:t>
+            </m:r>
+          </m:sub>
+        </m:sSub>
+        <m:r>
+          <w:rPr>
+            <w:rFonts w:ascii="Cambria Math" w:eastAsiaTheme="minorEastAsia" w:hAnsi="Cambria Math"/>
+          </w:rPr>
+          <m:t>=</m:t>
+        </m:r>
+        <m:sSub>
+          <m:sSubPr>
+            <m:ctrlPr>
+              <w:rPr>
+                <w:rFonts w:ascii="Cambria Math" w:eastAsiaTheme="minorEastAsia" w:hAnsi="Cambria Math"/>
+                <w:i/>
+              </w:rPr>
+            </m:ctrlPr>
+          </m:sSubPr>
+          <m:e>
+            <m:acc>
+              <m:accPr>
+                <m:chr m:val="⃗"/>
+                <m:ctrlPr>
+                  <w:rPr>
+                    <w:rFonts w:ascii="Cambria Math" w:eastAsiaTheme="minorEastAsia" w:hAnsi="Cambria Math"/>
+                    <w:i/>
+                  </w:rPr>
+                </m:ctrlPr>
+              </m:accPr>
+              <m:e>
+                <m:r>
+                  <w:rPr>
+                    <w:rFonts w:ascii="Cambria Math" w:eastAsiaTheme="minorEastAsia" w:hAnsi="Cambria Math"/>
+                  </w:rPr>
+                  <m:t>d</m:t>
+                </m:r>
+              </m:e>
+            </m:acc>
+          </m:e>
+          <m:sub>
+            <m:r>
+              <w:rPr>
+                <w:rFonts w:ascii="Cambria Math" w:eastAsiaTheme="minorEastAsia" w:hAnsi="Cambria Math"/>
+              </w:rPr>
+              <m:t>1</m:t>
+            </m:r>
+          </m:sub>
+        </m:sSub>
+        <m:r>
+          <w:rPr>
+            <w:rFonts w:ascii="Cambria Math" w:eastAsiaTheme="minorEastAsia" w:hAnsi="Cambria Math"/>
+          </w:rPr>
+          <m:t>/</m:t>
+        </m:r>
+        <m:d>
+          <m:dPr>
+            <m:begChr m:val="‖"/>
+            <m:endChr m:val="‖"/>
+            <m:ctrlPr>
+              <w:rPr>
+                <w:rFonts w:ascii="Cambria Math" w:eastAsiaTheme="minorEastAsia" w:hAnsi="Cambria Math"/>
+                <w:i/>
+              </w:rPr>
+            </m:ctrlPr>
+          </m:dPr>
+          <m:e>
+            <m:sSub>
+              <m:sSubPr>
+                <m:ctrlPr>
+                  <w:rPr>
+                    <w:rFonts w:ascii="Cambria Math" w:eastAsiaTheme="minorEastAsia" w:hAnsi="Cambria Math"/>
+                    <w:i/>
+                  </w:rPr>
+                </m:ctrlPr>
+              </m:sSubPr>
+              <m:e>
+                <m:acc>
+                  <m:accPr>
+                    <m:chr m:val="⃗"/>
+                    <m:ctrlPr>
+                      <w:rPr>
+                        <w:rFonts w:ascii="Cambria Math" w:eastAsiaTheme="minorEastAsia" w:hAnsi="Cambria Math"/>
+                        <w:i/>
+                      </w:rPr>
+                    </m:ctrlPr>
+                  </m:accPr>
+                  <m:e>
+                    <m:r>
+                      <w:rPr>
+                        <w:rFonts w:ascii="Cambria Math" w:eastAsiaTheme="minorEastAsia" w:hAnsi="Cambria Math"/>
+                      </w:rPr>
+                      <m:t>d</m:t>
+                    </m:r>
+                  </m:e>
+                </m:acc>
+              </m:e>
+              <m:sub>
+                <m:r>
+                  <w:rPr>
+                    <w:rFonts w:ascii="Cambria Math" w:eastAsiaTheme="minorEastAsia" w:hAnsi="Cambria Math"/>
+                  </w:rPr>
+                  <m:t>1</m:t>
+                </m:r>
+              </m:sub>
+            </m:sSub>
+          </m:e>
+        </m:d>
+      </m:oMath>
+      <w:r>
+        <w:rPr>
+          <w:rFonts w:eastAsiaTheme="minorEastAsia"/>
+        </w:rPr>
+        <w:t xml:space="preserve">     (decomp.1</w:t>
+      </w:r>
+      <w:r>
+        <w:rPr>
+          <w:rFonts w:eastAsiaTheme="minorEastAsia"/>
+        </w:rPr>
+        <w:t>)</w:t>
+      </w:r>
+    </w:p>
+    <w:p>
+      <w:pPr>
+        <w:rPr>
+          <w:rFonts w:eastAsiaTheme="minorEastAsia"/>
+        </w:rPr>
+      </w:pPr>
     </w:p>
     <w:p>
       <w:pPr>

--- a/docs/splm/SPLM-Language_Modeling_as_Second_Order_Damped_Lagrangian_Flow.docx
+++ b/docs/splm/SPLM-Language_Modeling_as_Second_Order_Damped_Lagrangian_Flow.docx
@@ -1968,6 +1968,515 @@
           <w:rFonts w:eastAsiaTheme="minorEastAsia"/>
         </w:rPr>
       </w:pPr>
+      <w:r>
+        <w:rPr>
+          <w:rFonts w:eastAsiaTheme="minorEastAsia"/>
+        </w:rPr>
+        <w:t>Here we denote with</w:t>
+      </w:r>
+      <w:r>
+        <w:rPr>
+          <w:rFonts w:eastAsiaTheme="minorEastAsia"/>
+        </w:rPr>
+        <w:t xml:space="preserve"> </w:t>
+      </w:r>
+      <m:oMath>
+        <m:sSub>
+          <m:sSubPr>
+            <m:ctrlPr>
+              <w:rPr>
+                <w:rFonts w:ascii="Cambria Math" w:eastAsiaTheme="minorEastAsia" w:hAnsi="Cambria Math"/>
+                <w:i/>
+              </w:rPr>
+            </m:ctrlPr>
+          </m:sSubPr>
+          <m:e>
+            <m:r>
+              <w:rPr>
+                <w:rFonts w:ascii="Cambria Math" w:eastAsiaTheme="minorEastAsia" w:hAnsi="Cambria Math"/>
+              </w:rPr>
+              <m:t>a</m:t>
+            </m:r>
+          </m:e>
+          <m:sub>
+            <m:r>
+              <w:rPr>
+                <w:rFonts w:ascii="Cambria Math" w:hAnsi="Cambria Math"/>
+              </w:rPr>
+              <m:t>∥</m:t>
+            </m:r>
+          </m:sub>
+        </m:sSub>
+        <m:r>
+          <w:rPr>
+            <w:rFonts w:ascii="Cambria Math" w:eastAsiaTheme="minorEastAsia" w:hAnsi="Cambria Math"/>
+          </w:rPr>
+          <m:t>=</m:t>
+        </m:r>
+        <m:sSub>
+          <m:sSubPr>
+            <m:ctrlPr>
+              <w:rPr>
+                <w:rFonts w:ascii="Cambria Math" w:eastAsiaTheme="minorEastAsia" w:hAnsi="Cambria Math"/>
+                <w:i/>
+              </w:rPr>
+            </m:ctrlPr>
+          </m:sSubPr>
+          <m:e>
+            <m:acc>
+              <m:accPr>
+                <m:chr m:val="⃗"/>
+                <m:ctrlPr>
+                  <w:rPr>
+                    <w:rFonts w:ascii="Cambria Math" w:eastAsiaTheme="minorEastAsia" w:hAnsi="Cambria Math"/>
+                    <w:i/>
+                  </w:rPr>
+                </m:ctrlPr>
+              </m:accPr>
+              <m:e>
+                <m:r>
+                  <w:rPr>
+                    <w:rFonts w:ascii="Cambria Math" w:eastAsiaTheme="minorEastAsia" w:hAnsi="Cambria Math"/>
+                  </w:rPr>
+                  <m:t>a</m:t>
+                </m:r>
+              </m:e>
+            </m:acc>
+          </m:e>
+          <m:sub>
+            <m:r>
+              <w:rPr>
+                <w:rFonts w:ascii="Cambria Math" w:eastAsiaTheme="minorEastAsia" w:hAnsi="Cambria Math"/>
+              </w:rPr>
+              <m:t>t</m:t>
+            </m:r>
+          </m:sub>
+        </m:sSub>
+        <m:r>
+          <w:rPr>
+            <w:rFonts w:ascii="Cambria Math" w:eastAsiaTheme="minorEastAsia" w:hAnsi="Cambria Math"/>
+          </w:rPr>
+          <m:t>∙</m:t>
+        </m:r>
+        <m:sSub>
+          <m:sSubPr>
+            <m:ctrlPr>
+              <w:rPr>
+                <w:rFonts w:ascii="Cambria Math" w:eastAsiaTheme="minorEastAsia" w:hAnsi="Cambria Math"/>
+                <w:i/>
+              </w:rPr>
+            </m:ctrlPr>
+          </m:sSubPr>
+          <m:e>
+            <m:acc>
+              <m:accPr>
+                <m:ctrlPr>
+                  <w:rPr>
+                    <w:rFonts w:ascii="Cambria Math" w:eastAsiaTheme="minorEastAsia" w:hAnsi="Cambria Math"/>
+                    <w:i/>
+                  </w:rPr>
+                </m:ctrlPr>
+              </m:accPr>
+              <m:e>
+                <m:r>
+                  <w:rPr>
+                    <w:rFonts w:ascii="Cambria Math" w:eastAsiaTheme="minorEastAsia" w:hAnsi="Cambria Math"/>
+                  </w:rPr>
+                  <m:t>d</m:t>
+                </m:r>
+              </m:e>
+            </m:acc>
+          </m:e>
+          <m:sub>
+            <m:r>
+              <w:rPr>
+                <w:rFonts w:ascii="Cambria Math" w:eastAsiaTheme="minorEastAsia" w:hAnsi="Cambria Math"/>
+              </w:rPr>
+              <m:t>1</m:t>
+            </m:r>
+          </m:sub>
+        </m:sSub>
+      </m:oMath>
+      <w:r>
+        <w:rPr>
+          <w:rFonts w:eastAsiaTheme="minorEastAsia"/>
+        </w:rPr>
+        <w:t xml:space="preserve"> the signed tangential scalar (positive when the trajectory is accelerating along , negative when it is decelerating</w:t>
+      </w:r>
+      <w:r>
+        <w:rPr>
+          <w:rFonts w:eastAsiaTheme="minorEastAsia"/>
+        </w:rPr>
+        <w:t xml:space="preserve">). We denote with </w:t>
+      </w:r>
+      <m:oMath>
+        <m:d>
+          <m:dPr>
+            <m:begChr m:val="|"/>
+            <m:endChr m:val="|"/>
+            <m:ctrlPr>
+              <w:rPr>
+                <w:rFonts w:ascii="Cambria Math" w:hAnsi="Cambria Math"/>
+                <w:i/>
+              </w:rPr>
+            </m:ctrlPr>
+          </m:dPr>
+          <m:e>
+            <m:sSub>
+              <m:sSubPr>
+                <m:ctrlPr>
+                  <w:rPr>
+                    <w:rFonts w:ascii="Cambria Math" w:hAnsi="Cambria Math"/>
+                    <w:i/>
+                  </w:rPr>
+                </m:ctrlPr>
+              </m:sSubPr>
+              <m:e>
+                <m:acc>
+                  <m:accPr>
+                    <m:chr m:val="⃗"/>
+                    <m:ctrlPr>
+                      <w:rPr>
+                        <w:rFonts w:ascii="Cambria Math" w:hAnsi="Cambria Math"/>
+                        <w:i/>
+                      </w:rPr>
+                    </m:ctrlPr>
+                  </m:accPr>
+                  <m:e>
+                    <m:r>
+                      <w:rPr>
+                        <w:rFonts w:ascii="Cambria Math" w:hAnsi="Cambria Math"/>
+                      </w:rPr>
+                      <m:t>a</m:t>
+                    </m:r>
+                  </m:e>
+                </m:acc>
+              </m:e>
+              <m:sub>
+                <m:r>
+                  <w:rPr>
+                    <w:rFonts w:ascii="Cambria Math" w:hAnsi="Cambria Math"/>
+                  </w:rPr>
+                  <m:t>⊥</m:t>
+                </m:r>
+              </m:sub>
+            </m:sSub>
+          </m:e>
+        </m:d>
+        <m:r>
+          <w:rPr>
+            <w:rFonts w:ascii="Cambria Math" w:hAnsi="Cambria Math"/>
+          </w:rPr>
+          <m:t>=</m:t>
+        </m:r>
+        <m:d>
+          <m:dPr>
+            <m:begChr m:val="‖"/>
+            <m:endChr m:val="‖"/>
+            <m:ctrlPr>
+              <w:rPr>
+                <w:rFonts w:ascii="Cambria Math" w:hAnsi="Cambria Math"/>
+                <w:i/>
+              </w:rPr>
+            </m:ctrlPr>
+          </m:dPr>
+          <m:e>
+            <m:sSub>
+              <m:sSubPr>
+                <m:ctrlPr>
+                  <w:rPr>
+                    <w:rFonts w:ascii="Cambria Math" w:hAnsi="Cambria Math"/>
+                    <w:i/>
+                  </w:rPr>
+                </m:ctrlPr>
+              </m:sSubPr>
+              <m:e>
+                <m:acc>
+                  <m:accPr>
+                    <m:chr m:val="⃗"/>
+                    <m:ctrlPr>
+                      <w:rPr>
+                        <w:rFonts w:ascii="Cambria Math" w:hAnsi="Cambria Math"/>
+                        <w:i/>
+                      </w:rPr>
+                    </m:ctrlPr>
+                  </m:accPr>
+                  <m:e>
+                    <m:r>
+                      <w:rPr>
+                        <w:rFonts w:ascii="Cambria Math" w:hAnsi="Cambria Math"/>
+                      </w:rPr>
+                      <m:t>a</m:t>
+                    </m:r>
+                  </m:e>
+                </m:acc>
+              </m:e>
+              <m:sub>
+                <m:r>
+                  <w:rPr>
+                    <w:rFonts w:ascii="Cambria Math" w:hAnsi="Cambria Math"/>
+                  </w:rPr>
+                  <m:t>⊥</m:t>
+                </m:r>
+              </m:sub>
+            </m:sSub>
+          </m:e>
+        </m:d>
+      </m:oMath>
+      <w:r>
+        <w:rPr>
+          <w:rFonts w:eastAsiaTheme="minorEastAsia"/>
+        </w:rPr>
+        <w:t xml:space="preserve"> the magnitude of the normal component. We assume that </w:t>
+      </w:r>
+      <m:oMath>
+        <m:sSub>
+          <m:sSubPr>
+            <m:ctrlPr>
+              <w:rPr>
+                <w:rFonts w:ascii="Cambria Math" w:hAnsi="Cambria Math"/>
+                <w:i/>
+              </w:rPr>
+            </m:ctrlPr>
+          </m:sSubPr>
+          <m:e>
+            <m:acc>
+              <m:accPr>
+                <m:chr m:val="⃗"/>
+                <m:ctrlPr>
+                  <w:rPr>
+                    <w:rFonts w:ascii="Cambria Math" w:hAnsi="Cambria Math"/>
+                    <w:i/>
+                  </w:rPr>
+                </m:ctrlPr>
+              </m:accPr>
+              <m:e>
+                <m:r>
+                  <w:rPr>
+                    <w:rFonts w:ascii="Cambria Math" w:hAnsi="Cambria Math"/>
+                  </w:rPr>
+                  <m:t>d</m:t>
+                </m:r>
+              </m:e>
+            </m:acc>
+          </m:e>
+          <m:sub>
+            <m:r>
+              <w:rPr>
+                <w:rFonts w:ascii="Cambria Math" w:hAnsi="Cambria Math"/>
+              </w:rPr>
+              <m:t>1</m:t>
+            </m:r>
+          </m:sub>
+        </m:sSub>
+      </m:oMath>
+      <w:r>
+        <w:rPr>
+          <w:rFonts w:eastAsiaTheme="minorEastAsia"/>
+        </w:rPr>
+        <w:t xml:space="preserve"> and </w:t>
+      </w:r>
+      <m:oMath>
+        <m:sSub>
+          <m:sSubPr>
+            <m:ctrlPr>
+              <w:rPr>
+                <w:rFonts w:ascii="Cambria Math" w:hAnsi="Cambria Math"/>
+                <w:i/>
+              </w:rPr>
+            </m:ctrlPr>
+          </m:sSubPr>
+          <m:e>
+            <m:acc>
+              <m:accPr>
+                <m:chr m:val="⃗"/>
+                <m:ctrlPr>
+                  <w:rPr>
+                    <w:rFonts w:ascii="Cambria Math" w:hAnsi="Cambria Math"/>
+                    <w:i/>
+                  </w:rPr>
+                </m:ctrlPr>
+              </m:accPr>
+              <m:e>
+                <m:r>
+                  <w:rPr>
+                    <w:rFonts w:ascii="Cambria Math" w:hAnsi="Cambria Math"/>
+                  </w:rPr>
+                  <m:t>d</m:t>
+                </m:r>
+              </m:e>
+            </m:acc>
+          </m:e>
+          <m:sub>
+            <m:r>
+              <w:rPr>
+                <w:rFonts w:ascii="Cambria Math" w:hAnsi="Cambria Math"/>
+              </w:rPr>
+              <m:t>2</m:t>
+            </m:r>
+          </m:sub>
+        </m:sSub>
+      </m:oMath>
+      <w:r>
+        <w:rPr>
+          <w:rFonts w:eastAsiaTheme="minorEastAsia"/>
+        </w:rPr>
+        <w:t xml:space="preserve"> are non-zero , so that the unit vector </w:t>
+      </w:r>
+      <m:oMath>
+        <m:sSub>
+          <m:sSubPr>
+            <m:ctrlPr>
+              <w:rPr>
+                <w:rFonts w:ascii="Cambria Math" w:eastAsiaTheme="minorEastAsia" w:hAnsi="Cambria Math"/>
+                <w:i/>
+              </w:rPr>
+            </m:ctrlPr>
+          </m:sSubPr>
+          <m:e>
+            <m:acc>
+              <m:accPr>
+                <m:ctrlPr>
+                  <w:rPr>
+                    <w:rFonts w:ascii="Cambria Math" w:eastAsiaTheme="minorEastAsia" w:hAnsi="Cambria Math"/>
+                    <w:i/>
+                  </w:rPr>
+                </m:ctrlPr>
+              </m:accPr>
+              <m:e>
+                <m:r>
+                  <w:rPr>
+                    <w:rFonts w:ascii="Cambria Math" w:eastAsiaTheme="minorEastAsia" w:hAnsi="Cambria Math"/>
+                  </w:rPr>
+                  <m:t>d</m:t>
+                </m:r>
+              </m:e>
+            </m:acc>
+          </m:e>
+          <m:sub>
+            <m:r>
+              <w:rPr>
+                <w:rFonts w:ascii="Cambria Math" w:eastAsiaTheme="minorEastAsia" w:hAnsi="Cambria Math"/>
+              </w:rPr>
+              <m:t>1</m:t>
+            </m:r>
+          </m:sub>
+        </m:sSub>
+      </m:oMath>
+      <w:r>
+        <w:rPr>
+          <w:rFonts w:eastAsiaTheme="minorEastAsia"/>
+        </w:rPr>
+        <w:t xml:space="preserve"> and the angle between </w:t>
+      </w:r>
+      <m:oMath>
+        <m:sSub>
+          <m:sSubPr>
+            <m:ctrlPr>
+              <w:rPr>
+                <w:rFonts w:ascii="Cambria Math" w:hAnsi="Cambria Math"/>
+                <w:i/>
+              </w:rPr>
+            </m:ctrlPr>
+          </m:sSubPr>
+          <m:e>
+            <m:acc>
+              <m:accPr>
+                <m:chr m:val="⃗"/>
+                <m:ctrlPr>
+                  <w:rPr>
+                    <w:rFonts w:ascii="Cambria Math" w:hAnsi="Cambria Math"/>
+                    <w:i/>
+                  </w:rPr>
+                </m:ctrlPr>
+              </m:accPr>
+              <m:e>
+                <m:r>
+                  <w:rPr>
+                    <w:rFonts w:ascii="Cambria Math" w:hAnsi="Cambria Math"/>
+                  </w:rPr>
+                  <m:t>d</m:t>
+                </m:r>
+              </m:e>
+            </m:acc>
+          </m:e>
+          <m:sub>
+            <m:r>
+              <w:rPr>
+                <w:rFonts w:ascii="Cambria Math" w:hAnsi="Cambria Math"/>
+              </w:rPr>
+              <m:t>1</m:t>
+            </m:r>
+          </m:sub>
+        </m:sSub>
+      </m:oMath>
+      <w:r>
+        <w:rPr>
+          <w:rFonts w:eastAsiaTheme="minorEastAsia"/>
+        </w:rPr>
+        <w:t xml:space="preserve"> and </w:t>
+      </w:r>
+      <m:oMath>
+        <m:sSub>
+          <m:sSubPr>
+            <m:ctrlPr>
+              <w:rPr>
+                <w:rFonts w:ascii="Cambria Math" w:hAnsi="Cambria Math"/>
+                <w:i/>
+              </w:rPr>
+            </m:ctrlPr>
+          </m:sSubPr>
+          <m:e>
+            <m:acc>
+              <m:accPr>
+                <m:chr m:val="⃗"/>
+                <m:ctrlPr>
+                  <w:rPr>
+                    <w:rFonts w:ascii="Cambria Math" w:hAnsi="Cambria Math"/>
+                    <w:i/>
+                  </w:rPr>
+                </m:ctrlPr>
+              </m:accPr>
+              <m:e>
+                <m:r>
+                  <w:rPr>
+                    <w:rFonts w:ascii="Cambria Math" w:hAnsi="Cambria Math"/>
+                  </w:rPr>
+                  <m:t>d</m:t>
+                </m:r>
+              </m:e>
+            </m:acc>
+          </m:e>
+          <m:sub>
+            <m:r>
+              <w:rPr>
+                <w:rFonts w:ascii="Cambria Math" w:hAnsi="Cambria Math"/>
+              </w:rPr>
+              <m:t>2</m:t>
+            </m:r>
+          </m:sub>
+        </m:sSub>
+      </m:oMath>
+      <w:r>
+        <w:rPr>
+          <w:rFonts w:eastAsiaTheme="minorEastAsia"/>
+        </w:rPr>
+        <w:t xml:space="preserve"> are well defined. </w:t>
+      </w:r>
+    </w:p>
+    <w:p>
+      <w:pPr>
+        <w:rPr>
+          <w:rFonts w:eastAsiaTheme="minorEastAsia"/>
+        </w:rPr>
+      </w:pPr>
+    </w:p>
+    <w:p>
+      <w:pPr>
+        <w:rPr>
+          <w:rFonts w:eastAsiaTheme="minorEastAsia"/>
+        </w:rPr>
+      </w:pPr>
     </w:p>
     <w:p/>
     <w:p/>
@@ -2019,6 +2528,7 @@
         <w:pStyle w:val="Heading1"/>
       </w:pPr>
       <w:r>
+        <w:lastRenderedPageBreak/>
         <w:t>Appendix</w:t>
       </w:r>
     </w:p>

--- a/docs/splm/SPLM-Language_Modeling_as_Second_Order_Damped_Lagrangian_Flow.docx
+++ b/docs/splm/SPLM-Language_Modeling_as_Second_Order_Damped_Lagrangian_Flow.docx
@@ -2477,6 +2477,190 @@
           <w:rFonts w:eastAsiaTheme="minorEastAsia"/>
         </w:rPr>
       </w:pPr>
+      <w:r>
+        <w:rPr>
+          <w:rFonts w:eastAsiaTheme="minorEastAsia"/>
+        </w:rPr>
+        <w:t xml:space="preserve">The discrete acceleration </w:t>
+      </w:r>
+      <m:oMath>
+        <m:sSub>
+          <m:sSubPr>
+            <m:ctrlPr>
+              <w:rPr>
+                <w:rFonts w:ascii="Cambria Math" w:eastAsiaTheme="minorEastAsia" w:hAnsi="Cambria Math"/>
+                <w:i/>
+              </w:rPr>
+            </m:ctrlPr>
+          </m:sSubPr>
+          <m:e>
+            <m:acc>
+              <m:accPr>
+                <m:chr m:val="⃗"/>
+                <m:ctrlPr>
+                  <w:rPr>
+                    <w:rFonts w:ascii="Cambria Math" w:eastAsiaTheme="minorEastAsia" w:hAnsi="Cambria Math"/>
+                    <w:i/>
+                  </w:rPr>
+                </m:ctrlPr>
+              </m:accPr>
+              <m:e>
+                <m:r>
+                  <w:rPr>
+                    <w:rFonts w:ascii="Cambria Math" w:eastAsiaTheme="minorEastAsia" w:hAnsi="Cambria Math"/>
+                  </w:rPr>
+                  <m:t>a</m:t>
+                </m:r>
+              </m:e>
+            </m:acc>
+          </m:e>
+          <m:sub>
+            <m:r>
+              <w:rPr>
+                <w:rFonts w:ascii="Cambria Math" w:eastAsiaTheme="minorEastAsia" w:hAnsi="Cambria Math"/>
+              </w:rPr>
+              <m:t>t</m:t>
+            </m:r>
+          </m:sub>
+        </m:sSub>
+      </m:oMath>
+      <w:r>
+        <w:rPr>
+          <w:rFonts w:eastAsiaTheme="minorEastAsia"/>
+        </w:rPr>
+        <w:t xml:space="preserve"> in (acc.1) is the standard second-order finite-difference approximation of </w:t>
+      </w:r>
+      <m:oMath>
+        <m:acc>
+          <m:accPr>
+            <m:chr m:val="̈"/>
+            <m:ctrlPr>
+              <w:rPr>
+                <w:rFonts w:ascii="Cambria Math" w:eastAsiaTheme="minorEastAsia" w:hAnsi="Cambria Math"/>
+                <w:i/>
+              </w:rPr>
+            </m:ctrlPr>
+          </m:accPr>
+          <m:e>
+            <m:r>
+              <w:rPr>
+                <w:rFonts w:ascii="Cambria Math" w:eastAsiaTheme="minorEastAsia" w:hAnsi="Cambria Math"/>
+              </w:rPr>
+              <m:t>h</m:t>
+            </m:r>
+          </m:e>
+        </m:acc>
+        <m:d>
+          <m:dPr>
+            <m:ctrlPr>
+              <w:rPr>
+                <w:rFonts w:ascii="Cambria Math" w:eastAsiaTheme="minorEastAsia" w:hAnsi="Cambria Math"/>
+                <w:i/>
+              </w:rPr>
+            </m:ctrlPr>
+          </m:dPr>
+          <m:e>
+            <m:r>
+              <w:rPr>
+                <w:rFonts w:ascii="Cambria Math" w:eastAsiaTheme="minorEastAsia" w:hAnsi="Cambria Math"/>
+              </w:rPr>
+              <m:t>t</m:t>
+            </m:r>
+          </m:e>
+        </m:d>
+      </m:oMath>
+      <w:r>
+        <w:rPr>
+          <w:rFonts w:eastAsiaTheme="minorEastAsia"/>
+        </w:rPr>
+        <w:t xml:space="preserve">; it is the discrete analogue of </w:t>
+      </w:r>
+      <m:oMath>
+        <m:f>
+          <m:fPr>
+            <m:ctrlPr>
+              <w:rPr>
+                <w:rFonts w:ascii="Cambria Math" w:eastAsiaTheme="minorEastAsia" w:hAnsi="Cambria Math"/>
+                <w:i/>
+              </w:rPr>
+            </m:ctrlPr>
+          </m:fPr>
+          <m:num>
+            <m:sSup>
+              <m:sSupPr>
+                <m:ctrlPr>
+                  <w:rPr>
+                    <w:rFonts w:ascii="Cambria Math" w:eastAsiaTheme="minorEastAsia" w:hAnsi="Cambria Math"/>
+                    <w:i/>
+                  </w:rPr>
+                </m:ctrlPr>
+              </m:sSupPr>
+              <m:e>
+                <m:r>
+                  <w:rPr>
+                    <w:rFonts w:ascii="Cambria Math" w:eastAsiaTheme="minorEastAsia" w:hAnsi="Cambria Math"/>
+                  </w:rPr>
+                  <m:t>d</m:t>
+                </m:r>
+              </m:e>
+              <m:sup>
+                <m:r>
+                  <w:rPr>
+                    <w:rFonts w:ascii="Cambria Math" w:eastAsiaTheme="minorEastAsia" w:hAnsi="Cambria Math"/>
+                  </w:rPr>
+                  <m:t>2</m:t>
+                </m:r>
+              </m:sup>
+            </m:sSup>
+            <m:r>
+              <w:rPr>
+                <w:rFonts w:ascii="Cambria Math" w:eastAsiaTheme="minorEastAsia" w:hAnsi="Cambria Math"/>
+              </w:rPr>
+              <m:t>h</m:t>
+            </m:r>
+          </m:num>
+          <m:den>
+            <m:r>
+              <w:rPr>
+                <w:rFonts w:ascii="Cambria Math" w:eastAsiaTheme="minorEastAsia" w:hAnsi="Cambria Math"/>
+              </w:rPr>
+              <m:t>d</m:t>
+            </m:r>
+            <m:sSup>
+              <m:sSupPr>
+                <m:ctrlPr>
+                  <w:rPr>
+                    <w:rFonts w:ascii="Cambria Math" w:eastAsiaTheme="minorEastAsia" w:hAnsi="Cambria Math"/>
+                    <w:i/>
+                  </w:rPr>
+                </m:ctrlPr>
+              </m:sSupPr>
+              <m:e>
+                <m:r>
+                  <w:rPr>
+                    <w:rFonts w:ascii="Cambria Math" w:eastAsiaTheme="minorEastAsia" w:hAnsi="Cambria Math"/>
+                  </w:rPr>
+                  <m:t>t</m:t>
+                </m:r>
+              </m:e>
+              <m:sup>
+                <m:r>
+                  <w:rPr>
+                    <w:rFonts w:ascii="Cambria Math" w:eastAsiaTheme="minorEastAsia" w:hAnsi="Cambria Math"/>
+                  </w:rPr>
+                  <m:t>2</m:t>
+                </m:r>
+              </m:sup>
+            </m:sSup>
+          </m:den>
+        </m:f>
+      </m:oMath>
+      <w:r>
+        <w:rPr>
+          <w:rFonts w:eastAsiaTheme="minorEastAsia"/>
+        </w:rPr>
+        <w:t xml:space="preserve"> at central position t, exact to </w:t>
+      </w:r>
     </w:p>
     <w:p/>
     <w:p/>
@@ -2528,7 +2712,6 @@
         <w:pStyle w:val="Heading1"/>
       </w:pPr>
       <w:r>
-        <w:lastRenderedPageBreak/>
         <w:t>Appendix</w:t>
       </w:r>
     </w:p>

--- a/docs/splm/SPLM-Language_Modeling_as_Second_Order_Damped_Lagrangian_Flow.docx
+++ b/docs/splm/SPLM-Language_Modeling_as_Second_Order_Damped_Lagrangian_Flow.docx
@@ -2659,17 +2659,1176 @@
         <w:rPr>
           <w:rFonts w:eastAsiaTheme="minorEastAsia"/>
         </w:rPr>
-        <w:t xml:space="preserve"> at central position t, exact to </w:t>
-      </w:r>
+        <w:t xml:space="preserve"> at central position </w:t>
+      </w:r>
+      <m:oMath>
+        <m:r>
+          <w:rPr>
+            <w:rFonts w:ascii="Cambria Math" w:eastAsiaTheme="minorEastAsia" w:hAnsi="Cambria Math"/>
+          </w:rPr>
+          <m:t>t</m:t>
+        </m:r>
+      </m:oMath>
+      <w:r>
+        <w:rPr>
+          <w:rFonts w:eastAsiaTheme="minorEastAsia"/>
+        </w:rPr>
+        <w:t xml:space="preserve">, exact to </w:t>
+      </w:r>
+      <m:oMath>
+        <m:r>
+          <m:rPr>
+            <m:scr m:val="script"/>
+          </m:rPr>
+          <w:rPr>
+            <w:rFonts w:ascii="Cambria Math" w:eastAsiaTheme="minorEastAsia" w:hAnsi="Cambria Math"/>
+          </w:rPr>
+          <m:t>O</m:t>
+        </m:r>
+        <m:d>
+          <m:dPr>
+            <m:ctrlPr>
+              <w:rPr>
+                <w:rFonts w:ascii="Cambria Math" w:eastAsiaTheme="minorEastAsia" w:hAnsi="Cambria Math"/>
+                <w:i/>
+              </w:rPr>
+            </m:ctrlPr>
+          </m:dPr>
+          <m:e>
+            <m:sSup>
+              <m:sSupPr>
+                <m:ctrlPr>
+                  <w:rPr>
+                    <w:rFonts w:ascii="Cambria Math" w:eastAsiaTheme="minorEastAsia" w:hAnsi="Cambria Math"/>
+                    <w:i/>
+                  </w:rPr>
+                </m:ctrlPr>
+              </m:sSupPr>
+              <m:e>
+                <m:d>
+                  <m:dPr>
+                    <m:ctrlPr>
+                      <w:rPr>
+                        <w:rFonts w:ascii="Cambria Math" w:eastAsiaTheme="minorEastAsia" w:hAnsi="Cambria Math"/>
+                        <w:i/>
+                      </w:rPr>
+                    </m:ctrlPr>
+                  </m:dPr>
+                  <m:e>
+                    <m:r>
+                      <w:rPr>
+                        <w:rFonts w:ascii="Cambria Math" w:eastAsiaTheme="minorEastAsia" w:hAnsi="Cambria Math"/>
+                      </w:rPr>
+                      <m:t>∆t</m:t>
+                    </m:r>
+                  </m:e>
+                </m:d>
+              </m:e>
+              <m:sup>
+                <m:r>
+                  <w:rPr>
+                    <w:rFonts w:ascii="Cambria Math" w:eastAsiaTheme="minorEastAsia" w:hAnsi="Cambria Math"/>
+                  </w:rPr>
+                  <m:t>2</m:t>
+                </m:r>
+              </m:sup>
+            </m:sSup>
+          </m:e>
+        </m:d>
+      </m:oMath>
+      <w:r>
+        <w:rPr>
+          <w:rFonts w:eastAsiaTheme="minorEastAsia"/>
+        </w:rPr>
+        <w:t xml:space="preserve"> for smooth trajectories. </w:t>
+      </w:r>
+      <w:r>
+        <w:rPr>
+          <w:rFonts w:eastAsiaTheme="minorEastAsia"/>
+        </w:rPr>
+        <w:t>The tangential/normal decomposition (decomp.1) is the discrete analogue of Frenet decomposition from classical mechanics</w:t>
+      </w:r>
+      <w:r>
+        <w:rPr>
+          <w:rFonts w:eastAsiaTheme="minorEastAsia"/>
+        </w:rPr>
+        <w:t xml:space="preserve">. We will use (decomp.1) to prove an identity central to our thesis that we do have a second order dynamics </w:t>
+      </w:r>
+    </w:p>
+    <w:p>
+      <w:pPr>
+        <w:rPr>
+          <w:rFonts w:eastAsiaTheme="minorEastAsia"/>
+        </w:rPr>
+      </w:pPr>
+    </w:p>
+    <w:p>
+      <w:pPr>
+        <w:rPr>
+          <w:rFonts w:eastAsiaTheme="minorEastAsia"/>
+        </w:rPr>
+      </w:pPr>
+      <w:r>
+        <w:rPr>
+          <w:rFonts w:eastAsiaTheme="minorEastAsia"/>
+        </w:rPr>
+        <w:t xml:space="preserve">Disambiguation of  </w:t>
+      </w:r>
+    </w:p>
+    <w:p>
+      <w:pPr>
+        <w:rPr>
+          <w:rFonts w:eastAsiaTheme="minorEastAsia"/>
+        </w:rPr>
+      </w:pPr>
     </w:p>
     <w:p/>
     <w:p/>
     <w:p/>
+    <w:p/>
     <w:p>
       <w:pPr>
         <w:pStyle w:val="Heading1"/>
       </w:pPr>
       <w:r>
+        <w:lastRenderedPageBreak/>
+        <w:t>D</w:t>
+      </w:r>
+      <w:r>
+        <w:t xml:space="preserve">o we </w:t>
+      </w:r>
+      <w:r>
+        <w:t xml:space="preserve">really </w:t>
+      </w:r>
+      <w:r>
+        <w:t>need second order</w:t>
+      </w:r>
+      <w:r>
+        <w:t xml:space="preserve"> governing equations of motion to describe the dynamics of semantic particles?</w:t>
+      </w:r>
+    </w:p>
+    <w:p/>
+    <w:p>
+      <w:pPr>
+        <w:pStyle w:val="Heading2"/>
+      </w:pPr>
+      <w:r>
+        <w:t>SPLM-1 vs SPLM-2 controlled ablation</w:t>
+      </w:r>
+    </w:p>
+    <w:p/>
+    <w:p/>
+    <w:p>
+      <w:r>
+        <w:t>The most compelling argument isn't the acceleration/curvature evidence on GPT</w:t>
+      </w:r>
+      <w:r>
+        <w:rPr>
+          <w:rFonts w:ascii="Cambria Math" w:hAnsi="Cambria Math" w:cs="Cambria Math"/>
+        </w:rPr>
+        <w:t>‑</w:t>
+      </w:r>
+      <w:r>
+        <w:t>2 trajectories (that turned out to be ambiguous — see below). It's the SPLM</w:t>
+      </w:r>
+      <w:r>
+        <w:rPr>
+          <w:rFonts w:ascii="Cambria Math" w:hAnsi="Cambria Math" w:cs="Cambria Math"/>
+        </w:rPr>
+        <w:t>‑</w:t>
+      </w:r>
+      <w:r>
+        <w:t>1 vs. SPLM</w:t>
+      </w:r>
+      <w:r>
+        <w:rPr>
+          <w:rFonts w:ascii="Cambria Math" w:hAnsi="Cambria Math" w:cs="Cambria Math"/>
+        </w:rPr>
+        <w:t>‑</w:t>
+      </w:r>
+      <w:r>
+        <w:t>2 controlled ablation: a pre</w:t>
+      </w:r>
+      <w:r>
+        <w:rPr>
+          <w:rFonts w:ascii="Cambria Math" w:hAnsi="Cambria Math" w:cs="Cambria Math"/>
+        </w:rPr>
+        <w:t>‑</w:t>
+      </w:r>
+      <w:r>
+        <w:t xml:space="preserve">registered experiment that physically removes the inertial term (the velocity buffer and the damping coefficient $\gamma$) from an otherwise identical architecture, retrains it, and measures a reproducible, statistically significant perplexity cost. Because everything else (potential network $V_\theta$, optimizer, schedule, </w:t>
+      </w:r>
+      <w:proofErr w:type="spellStart"/>
+      <w:r>
+        <w:t>LayerNorm</w:t>
+      </w:r>
+      <w:proofErr w:type="spellEnd"/>
+      <w:r>
+        <w:t>, data, seeds) is held fixed, this is a genuine causal test of whether $\</w:t>
+      </w:r>
+      <w:proofErr w:type="spellStart"/>
+      <w:r>
+        <w:t>ddot</w:t>
+      </w:r>
+      <w:proofErr w:type="spellEnd"/>
+      <w:r>
+        <w:t xml:space="preserve"> h$ matters — not a post</w:t>
+      </w:r>
+      <w:r>
+        <w:rPr>
+          <w:rFonts w:ascii="Cambria Math" w:hAnsi="Cambria Math" w:cs="Cambria Math"/>
+        </w:rPr>
+        <w:t>‑</w:t>
+      </w:r>
+      <w:r>
+        <w:t>hoc curve fit.</w:t>
+      </w:r>
+    </w:p>
+    <w:p/>
+    <w:p>
+      <w:pPr>
+        <w:rPr>
+          <w:b/>
+          <w:bCs/>
+        </w:rPr>
+      </w:pPr>
+      <w:r>
+        <w:rPr>
+          <w:b/>
+          <w:bCs/>
+        </w:rPr>
+        <w:t xml:space="preserve">The evidence </w:t>
+      </w:r>
+      <w:proofErr w:type="gramStart"/>
+      <w:r>
+        <w:rPr>
+          <w:b/>
+          <w:bCs/>
+        </w:rPr>
+        <w:t>trail</w:t>
+      </w:r>
+      <w:proofErr w:type="gramEnd"/>
+    </w:p>
+    <w:p>
+      <w:r>
+        <w:rPr>
+          <w:b/>
+          <w:bCs/>
+        </w:rPr>
+        <w:t>1. Why it isn't the acceleration statistics (the historically "obvious" argument).</w:t>
+      </w:r>
+      <w:r>
+        <w:t> Earlier drafts argued that the GPT</w:t>
+      </w:r>
+      <w:r>
+        <w:noBreakHyphen/>
+        <w:t>2 hidden</w:t>
+      </w:r>
+      <w:r>
+        <w:noBreakHyphen/>
+        <w:t>state kinematics — $a_\parallel&lt;0$ on 97.9% of triplets, $|a_\parallel|\</w:t>
+      </w:r>
+      <w:proofErr w:type="spellStart"/>
+      <w:r>
+        <w:t>approx</w:t>
+      </w:r>
+      <w:proofErr w:type="spellEnd"/>
+      <w:r>
+        <w:t xml:space="preserve"> 2|a_\perp|$, and Theorem 49's exact identity $\</w:t>
+      </w:r>
+      <w:proofErr w:type="spellStart"/>
+      <w:r>
+        <w:t>mathrm</w:t>
+      </w:r>
+      <w:proofErr w:type="spellEnd"/>
+      <w:r>
+        <w:t>{STP}=1-\sqrt{1-|\</w:t>
+      </w:r>
+      <w:proofErr w:type="spellStart"/>
+      <w:r>
+        <w:t>vec</w:t>
+      </w:r>
+      <w:proofErr w:type="spellEnd"/>
+      <w:r>
+        <w:t xml:space="preserve"> a_\perp|^2/|\</w:t>
+      </w:r>
+      <w:proofErr w:type="spellStart"/>
+      <w:r>
+        <w:t>vec</w:t>
+      </w:r>
+      <w:proofErr w:type="spellEnd"/>
+      <w:r>
+        <w:t xml:space="preserve"> d_2|^2}$ — were themselves proof of second</w:t>
+      </w:r>
+      <w:r>
+        <w:noBreakHyphen/>
+        <w:t>order dynamics. A later pre</w:t>
+      </w:r>
+      <w:r>
+        <w:noBreakHyphen/>
+        <w:t>registered Markov</w:t>
+      </w:r>
+      <w:r>
+        <w:noBreakHyphen/>
+        <w:t>order regression test (Evidence_for_second_order_ODE_governing_evolution.md) showed these same signatures are also exactly what the </w:t>
+      </w:r>
+      <w:r>
+        <w:rPr>
+          <w:b/>
+          <w:bCs/>
+        </w:rPr>
+        <w:t>overdamped limit of the same Lagrangian</w:t>
+      </w:r>
+      <w:r>
+        <w:t> predicts ($</w:t>
+      </w:r>
+      <w:proofErr w:type="spellStart"/>
+      <w:r>
+        <w:t>w_t</w:t>
+      </w:r>
+      <w:proofErr w:type="spellEnd"/>
+      <w:r>
+        <w:t>\</w:t>
+      </w:r>
+      <w:proofErr w:type="spellStart"/>
+      <w:r>
+        <w:t>ddot</w:t>
+      </w:r>
+      <w:proofErr w:type="spellEnd"/>
+      <w:r>
+        <w:t xml:space="preserve"> </w:t>
+      </w:r>
+      <w:proofErr w:type="spellStart"/>
+      <w:r>
+        <w:t>h_t</w:t>
+      </w:r>
+      <w:proofErr w:type="spellEnd"/>
+      <w:r>
+        <w:t>+\gamma(</w:t>
+      </w:r>
+      <w:proofErr w:type="spellStart"/>
+      <w:r>
+        <w:t>h_t</w:t>
+      </w:r>
+      <w:proofErr w:type="spellEnd"/>
+      <w:r>
+        <w:t xml:space="preserve">)\dot </w:t>
+      </w:r>
+      <w:proofErr w:type="spellStart"/>
+      <w:r>
+        <w:t>h_t</w:t>
+      </w:r>
+      <w:proofErr w:type="spellEnd"/>
+      <w:r>
+        <w:t>=-\</w:t>
+      </w:r>
+      <w:proofErr w:type="spellStart"/>
+      <w:r>
+        <w:t>nabla</w:t>
+      </w:r>
+      <w:proofErr w:type="spellEnd"/>
+      <w:r>
+        <w:t xml:space="preserve"> V(</w:t>
+      </w:r>
+      <w:proofErr w:type="spellStart"/>
+      <w:r>
+        <w:t>h_t</w:t>
+      </w:r>
+      <w:proofErr w:type="spellEnd"/>
+      <w:r>
+        <w:t>)$ reducing to $\dot h\</w:t>
+      </w:r>
+      <w:proofErr w:type="spellStart"/>
+      <w:r>
+        <w:t>approx</w:t>
+      </w:r>
+      <w:proofErr w:type="spellEnd"/>
+      <w:r>
+        <w:t>-\</w:t>
+      </w:r>
+      <w:proofErr w:type="spellStart"/>
+      <w:r>
+        <w:t>nabla</w:t>
+      </w:r>
+      <w:proofErr w:type="spellEnd"/>
+      <w:r>
+        <w:t xml:space="preserve"> V/\gamma$ when $\gamma\gg\omega_0$). At one</w:t>
+      </w:r>
+      <w:r>
+        <w:noBreakHyphen/>
+        <w:t>token resolution, velocity carries no detectable independent predictive information beyond $</w:t>
+      </w:r>
+      <w:proofErr w:type="spellStart"/>
+      <w:r>
+        <w:t>h_t</w:t>
+      </w:r>
+      <w:proofErr w:type="spellEnd"/>
+      <w:r>
+        <w:t>$ — Decision C, replicated across GPT</w:t>
+      </w:r>
+      <w:r>
+        <w:noBreakHyphen/>
+        <w:t xml:space="preserve">2, Pythia, and every SPLM damping setting tested, including $\gamma=0$. </w:t>
+      </w:r>
+      <w:proofErr w:type="gramStart"/>
+      <w:r>
+        <w:t>So</w:t>
+      </w:r>
+      <w:proofErr w:type="gramEnd"/>
+      <w:r>
+        <w:t xml:space="preserve"> this line of evidence is real but not decisive: it's consistent with second order, but doesn't exclude first order.</w:t>
+      </w:r>
+    </w:p>
+    <w:p>
+      <w:r>
+        <w:rPr>
+          <w:b/>
+          <w:bCs/>
+        </w:rPr>
+        <w:t>2. The structural/"promotion" argument (why it must be so in principle).</w:t>
+      </w:r>
+      <w:r>
+        <w:t xml:space="preserve"> 07_lagrangian.tex / 12_semantic_mass.tex make the "launching apparatus" argument: STP (Huang, </w:t>
+      </w:r>
+      <w:proofErr w:type="spellStart"/>
+      <w:r>
+        <w:t>LeCun</w:t>
+      </w:r>
+      <w:proofErr w:type="spellEnd"/>
+      <w:r>
+        <w:t xml:space="preserve"> &amp; </w:t>
+      </w:r>
+      <w:proofErr w:type="spellStart"/>
+      <w:r>
+        <w:t>Balestriero</w:t>
+      </w:r>
+      <w:proofErr w:type="spellEnd"/>
+      <w:r>
+        <w:t xml:space="preserve">) and Lu et al.'s convection–diffusion ODE are both </w:t>
+      </w:r>
+      <w:proofErr w:type="gramStart"/>
+      <w:r>
+        <w:t>first-order</w:t>
+      </w:r>
+      <w:proofErr w:type="gramEnd"/>
+      <w:r>
+        <w:t xml:space="preserve"> because velocity is </w:t>
+      </w:r>
+      <w:proofErr w:type="spellStart"/>
+      <w:r>
+        <w:rPr>
+          <w:i/>
+          <w:iCs/>
+        </w:rPr>
+        <w:t>slaved</w:t>
+      </w:r>
+      <w:proofErr w:type="spellEnd"/>
+      <w:r>
+        <w:t> to position through a flow operator. But in a real transformer, the first block computes the "initial velocity" $\</w:t>
+      </w:r>
+      <w:proofErr w:type="spellStart"/>
+      <w:r>
+        <w:t>vec</w:t>
+      </w:r>
+      <w:proofErr w:type="spellEnd"/>
+      <w:r>
+        <w:t xml:space="preserve"> </w:t>
+      </w:r>
+      <w:proofErr w:type="spellStart"/>
+      <w:r>
+        <w:t>v_t</w:t>
+      </w:r>
+      <w:proofErr w:type="spellEnd"/>
+      <w:r>
+        <w:t xml:space="preserve">^{(0)} = </w:t>
+      </w:r>
+      <w:proofErr w:type="spellStart"/>
+      <w:r>
+        <w:t>h_t</w:t>
+      </w:r>
+      <w:proofErr w:type="spellEnd"/>
+      <w:r>
+        <w:t>^{(1)}-</w:t>
+      </w:r>
+      <w:proofErr w:type="spellStart"/>
+      <w:r>
+        <w:t>h_t</w:t>
+      </w:r>
+      <w:proofErr w:type="spellEnd"/>
+      <w:r>
+        <w:t>^{(0)} = \</w:t>
+      </w:r>
+      <w:proofErr w:type="spellStart"/>
+      <w:r>
+        <w:t>mathrm</w:t>
+      </w:r>
+      <w:proofErr w:type="spellEnd"/>
+      <w:r>
+        <w:t>{Attn}^{(0)}(h^{(0)})_t + \dots$, which depends on </w:t>
+      </w:r>
+      <w:r>
+        <w:rPr>
+          <w:i/>
+          <w:iCs/>
+        </w:rPr>
+        <w:t>the entire sequence context via attention</w:t>
+      </w:r>
+      <w:r>
+        <w:t>, not just $</w:t>
+      </w:r>
+      <w:proofErr w:type="spellStart"/>
+      <w:r>
+        <w:t>h_t</w:t>
+      </w:r>
+      <w:proofErr w:type="spellEnd"/>
+      <w:r>
+        <w:t>^{(0)}$ alone. That context</w:t>
+      </w:r>
+      <w:r>
+        <w:noBreakHyphen/>
+        <w:t>dependence can't be collapsed into a pointwise first</w:t>
+      </w:r>
+      <w:r>
+        <w:noBreakHyphen/>
+        <w:t>order flow, so $(x_0,v_0)$ must be treated as an independent pair — the definition of a second</w:t>
+      </w:r>
+      <w:r>
+        <w:noBreakHyphen/>
+        <w:t>order phase space. This is a logical/architectural argument, not merely an empirical one, but it's not a knockdown proof by itself: it only says the </w:t>
+      </w:r>
+      <w:r>
+        <w:rPr>
+          <w:i/>
+          <w:iCs/>
+        </w:rPr>
+        <w:t>generative</w:t>
+      </w:r>
+      <w:r>
+        <w:t> account should have an inertial term, not that inertia is dynamically active.</w:t>
+      </w:r>
+    </w:p>
+    <w:p>
+      <w:r>
+        <w:rPr>
+          <w:b/>
+          <w:bCs/>
+        </w:rPr>
+        <w:t>3. Theorem 49 — the STP–acceleration identity.</w:t>
+      </w:r>
+      <w:r>
+        <w:t> This is the sharpest theoretical result: the paper proves that the widely used STP loss is </w:t>
+      </w:r>
+      <w:r>
+        <w:rPr>
+          <w:i/>
+          <w:iCs/>
+        </w:rPr>
+        <w:t>algebraically identical</w:t>
+      </w:r>
+      <w:r>
+        <w:t xml:space="preserve"> to a function of normal acceleration (13_stp_acceleration.tex, Eq. </w:t>
+      </w:r>
+      <w:proofErr w:type="spellStart"/>
+      <w:r>
+        <w:t>thm:stp-accel</w:t>
+      </w:r>
+      <w:proofErr w:type="spellEnd"/>
+      <w:r>
+        <w:t>). Acceleration is a quantity that only exists as an independent dynamical primitive in a second</w:t>
+      </w:r>
+      <w:r>
+        <w:noBreakHyphen/>
+        <w:t>order system. This shows the field's own effective training objective is already, provably, measuring a second-order kinematic quantity — but again, it's descriptive of what STP </w:t>
+      </w:r>
+      <w:r>
+        <w:rPr>
+          <w:i/>
+          <w:iCs/>
+        </w:rPr>
+        <w:t>measures</w:t>
+      </w:r>
+      <w:r>
+        <w:t>, not proof that a first-order model couldn't produce the same measured values (per point 1).</w:t>
+      </w:r>
+    </w:p>
+    <w:p>
+      <w:r>
+        <w:rPr>
+          <w:b/>
+          <w:bCs/>
+        </w:rPr>
+        <w:t>4. The causal ablation — the actual strongest evidence.</w:t>
+      </w:r>
+      <w:r>
+        <w:t> Determining_optimal_gamma_for_SPLM.md §2.5 and 15_conservative_architectures.tex report the </w:t>
+      </w:r>
+      <w:r>
+        <w:rPr>
+          <w:b/>
+          <w:bCs/>
+        </w:rPr>
+        <w:t>SPLM</w:t>
+      </w:r>
+      <w:r>
+        <w:rPr>
+          <w:b/>
+          <w:bCs/>
+        </w:rPr>
+        <w:noBreakHyphen/>
+        <w:t>1 (no velocity buffer, no $\gamma$) vs. SPLM</w:t>
+      </w:r>
+      <w:r>
+        <w:rPr>
+          <w:b/>
+          <w:bCs/>
+        </w:rPr>
+        <w:noBreakHyphen/>
+        <w:t>2 (full second</w:t>
+      </w:r>
+      <w:r>
+        <w:rPr>
+          <w:b/>
+          <w:bCs/>
+        </w:rPr>
+        <w:noBreakHyphen/>
+        <w:t>order)</w:t>
+      </w:r>
+      <w:r>
+        <w:t> comparison, pre</w:t>
+      </w:r>
+      <w:r>
+        <w:noBreakHyphen/>
+        <w:t>registered before data collection:</w:t>
+      </w:r>
+    </w:p>
+    <w:p>
+      <w:pPr>
+        <w:numPr>
+          <w:ilvl w:val="0"/>
+          <w:numId w:val="1"/>
+        </w:numPr>
+      </w:pPr>
+      <w:r>
+        <w:t>Leak</w:t>
+      </w:r>
+      <w:r>
+        <w:noBreakHyphen/>
+        <w:t>free 3</w:t>
+      </w:r>
+      <w:r>
+        <w:noBreakHyphen/>
+        <w:t>seed retrain at $\gamma^\</w:t>
+      </w:r>
+      <w:proofErr w:type="spellStart"/>
+      <w:r>
+        <w:t>ast</w:t>
+      </w:r>
+      <w:proofErr w:type="spellEnd"/>
+      <w:r>
+        <w:t>=0.10$: SPLM</w:t>
+      </w:r>
+      <w:r>
+        <w:noBreakHyphen/>
+        <w:t>2 beats SPLM</w:t>
+      </w:r>
+      <w:r>
+        <w:noBreakHyphen/>
+        <w:t>1 by $+4.71$ PPL (3/3 sign</w:t>
+      </w:r>
+      <w:r>
+        <w:noBreakHyphen/>
+        <w:t>consistent, $</w:t>
+      </w:r>
+      <w:proofErr w:type="spellStart"/>
+      <w:r>
+        <w:t>d_z</w:t>
+      </w:r>
+      <w:proofErr w:type="spellEnd"/>
+      <w:r>
+        <w:t>=+1.62$).</w:t>
+      </w:r>
+    </w:p>
+    <w:p>
+      <w:pPr>
+        <w:numPr>
+          <w:ilvl w:val="0"/>
+          <w:numId w:val="1"/>
+        </w:numPr>
+      </w:pPr>
+      <w:r>
+        <w:t>$S=5$ confirmation sweep across $\gamma\in{0.05,0.10,0.15,0.20}$: </w:t>
+      </w:r>
+      <w:r>
+        <w:rPr>
+          <w:b/>
+          <w:bCs/>
+        </w:rPr>
+        <w:t>5/5 sign</w:t>
+      </w:r>
+      <w:r>
+        <w:rPr>
+          <w:b/>
+          <w:bCs/>
+        </w:rPr>
+        <w:noBreakHyphen/>
+        <w:t>consistency at every $\gamma$</w:t>
+      </w:r>
+      <w:r>
+        <w:t>, all paired $p&lt;0.05$, all $|</w:t>
+      </w:r>
+      <w:proofErr w:type="spellStart"/>
+      <w:r>
+        <w:t>d_z</w:t>
+      </w:r>
+      <w:proofErr w:type="spellEnd"/>
+      <w:r>
+        <w:t>|&gt;0.8$ ("very large" effect), peaking at $+7.03$ PPL ($p=0.013$) at $\gamma=0.15$ — clearing every pre</w:t>
+      </w:r>
+      <w:r>
+        <w:noBreakHyphen/>
+        <w:t>registered decision criterion simultaneously.</w:t>
+      </w:r>
+    </w:p>
+    <w:p>
+      <w:pPr>
+        <w:numPr>
+          <w:ilvl w:val="0"/>
+          <w:numId w:val="1"/>
+        </w:numPr>
+      </w:pPr>
+      <w:r>
+        <w:lastRenderedPageBreak/>
+        <w:t>The $\gamma$-vs-PPL curve has an </w:t>
+      </w:r>
+      <w:r>
+        <w:rPr>
+          <w:i/>
+          <w:iCs/>
+        </w:rPr>
+        <w:t>interior</w:t>
+      </w:r>
+      <w:r>
+        <w:t> minimum (not at $\gamma\to\</w:t>
+      </w:r>
+      <w:proofErr w:type="spellStart"/>
+      <w:r>
+        <w:t>infty</w:t>
+      </w:r>
+      <w:proofErr w:type="spellEnd"/>
+      <w:r>
+        <w:t>$, the pure first-order limit), and that minimum is independently predicted by the closed form $\gamma^\</w:t>
+      </w:r>
+      <w:proofErr w:type="spellStart"/>
+      <w:r>
+        <w:t>ast</w:t>
+      </w:r>
+      <w:proofErr w:type="spellEnd"/>
+      <w:r>
+        <w:t>=(m/L\Delta t)\ln(1/\rho)$ to </w:t>
+      </w:r>
+      <w:r>
+        <w:rPr>
+          <w:b/>
+          <w:bCs/>
+        </w:rPr>
+        <w:t>three decimal places</w:t>
+      </w:r>
+      <w:r>
+        <w:t> ($0.105$ predicted vs. $0.10$ observed) — and this same formula, with only its single calibration constant $\rho$ re-anchored, </w:t>
+      </w:r>
+      <w:r>
+        <w:rPr>
+          <w:i/>
+          <w:iCs/>
+        </w:rPr>
+        <w:t>also</w:t>
+      </w:r>
+      <w:r>
+        <w:t> matched the pre</w:t>
+      </w:r>
+      <w:r>
+        <w:noBreakHyphen/>
+        <w:t>leak-fix operating point to four decimal places ($0.299$ vs. $0.30$). Two independent empirical regimes, same functional form, both hit — described in the notes as a "resonance-predictor double success."</w:t>
+      </w:r>
+    </w:p>
+    <w:p/>
+    <w:p>
+      <w:pPr>
+        <w:rPr>
+          <w:b/>
+          <w:bCs/>
+        </w:rPr>
+      </w:pPr>
+      <w:r>
+        <w:rPr>
+          <w:b/>
+          <w:bCs/>
+        </w:rPr>
+        <w:t>Why this is the most compelling of the three</w:t>
+      </w:r>
+    </w:p>
+    <w:p>
+      <w:r>
+        <w:t>Unlike the acceleration statistics (point 1, confounded with the overdamped reduction) or the architectural argument (point 2, a logical necessity claim that doesn't by itself demonstrate the term is </w:t>
+      </w:r>
+      <w:r>
+        <w:rPr>
+          <w:i/>
+          <w:iCs/>
+        </w:rPr>
+        <w:t>active</w:t>
+      </w:r>
+      <w:r>
+        <w:t>), the SPLM</w:t>
+      </w:r>
+      <w:r>
+        <w:noBreakHyphen/>
+        <w:t>1/SPLM</w:t>
+      </w:r>
+      <w:r>
+        <w:noBreakHyphen/>
+        <w:t>2 ablation is an </w:t>
+      </w:r>
+      <w:r>
+        <w:rPr>
+          <w:b/>
+          <w:bCs/>
+        </w:rPr>
+        <w:t>interventional experiment</w:t>
+      </w:r>
+      <w:r>
+        <w:t xml:space="preserve">: literally cut the inertial term out, retrain everything else identically, and performance measurably degrades — reproducibly, across seeds, across a damping sweep, and cross-checked by a falsifiable theoretical prediction that succeeded twice under very different empirical anchors. That combination (causal manipulation + pre-registration + replication + independent quantitative confirmation) is a categorically stronger form of evidence than trajectory-shape correlation, and it's the one piece of evidence the paper's own honest walk-backs (A0_edition_history.tex, the "generative second-order, observational </w:t>
+      </w:r>
+      <w:proofErr w:type="gramStart"/>
+      <w:r>
+        <w:t>first-order</w:t>
+      </w:r>
+      <w:proofErr w:type="gramEnd"/>
+      <w:r>
+        <w:t>" framing in §12) don't retract.</w:t>
+      </w:r>
+    </w:p>
+    <w:p>
+      <w:r>
+        <w:t>The honest synthesis the current paper (v5) actually commits to: the second-order Lagrangian is the correct </w:t>
+      </w:r>
+      <w:r>
+        <w:rPr>
+          <w:b/>
+          <w:bCs/>
+        </w:rPr>
+        <w:t>generative</w:t>
+      </w:r>
+      <w:r>
+        <w:t> account (licensed by the STP identity and the launching-apparatus argument) and is </w:t>
+      </w:r>
+      <w:r>
+        <w:rPr>
+          <w:b/>
+          <w:bCs/>
+        </w:rPr>
+        <w:t>dynamically active during training</w:t>
+      </w:r>
+      <w:r>
+        <w:t> even though it becomes </w:t>
+      </w:r>
+      <w:r>
+        <w:rPr>
+          <w:b/>
+          <w:bCs/>
+        </w:rPr>
+        <w:t>observationally suppressed at the trained inference fixed point</w:t>
+      </w:r>
+      <w:r>
+        <w:t> (per the Markov-order tests) — and the SPLM</w:t>
+      </w:r>
+      <w:r>
+        <w:noBreakHyphen/>
+        <w:t>1/SPLM</w:t>
+      </w:r>
+      <w:r>
+        <w:noBreakHyphen/>
+        <w:t>2 ablation is what pins down that "dynamically active during learning" claim empirically rather than leaving it as a theoretical assertion.</w:t>
+      </w:r>
+    </w:p>
+    <w:p/>
+    <w:p/>
+    <w:p>
+      <w:pPr>
+        <w:rPr>
+          <w:b/>
+          <w:bCs/>
+        </w:rPr>
+      </w:pPr>
+      <w:r>
+        <w:rPr>
+          <w:b/>
+          <w:bCs/>
+        </w:rPr>
+        <w:t>The shape of the evidence, restated correctly</w:t>
+      </w:r>
+    </w:p>
+    <w:p>
+      <w:r>
+        <w:t>The gamma sweeps and the SPLM</w:t>
+      </w:r>
+      <w:r>
+        <w:noBreakHyphen/>
+        <w:t>1/SPLM</w:t>
+      </w:r>
+      <w:r>
+        <w:noBreakHyphen/>
+        <w:t xml:space="preserve">2 ablation </w:t>
+      </w:r>
+      <w:proofErr w:type="gramStart"/>
+      <w:r>
+        <w:t>are</w:t>
+      </w:r>
+      <w:proofErr w:type="gramEnd"/>
+      <w:r>
+        <w:t xml:space="preserve"> answering two different but complementary questions, and both point the same direction:</w:t>
+      </w:r>
+    </w:p>
+    <w:p>
+      <w:r>
+        <w:rPr>
+          <w:b/>
+          <w:bCs/>
+        </w:rPr>
+        <w:t>Question 1 (ablation): is an inertial term needed at all?</w:t>
+      </w:r>
+      <w:r>
+        <w:t> SPLM</w:t>
+      </w:r>
+      <w:r>
+        <w:noBreakHyphen/>
+        <w:t>1 vs. SPLM</w:t>
+      </w:r>
+      <w:r>
+        <w:noBreakHyphen/>
+        <w:t>2 removes the velocity buffer and $\gamma$ entirely, holding everything else fixed. Answer: yes, removing it costs $4$–$7$ PPL, reproducibly, at $S{=}5$.</w:t>
+      </w:r>
+    </w:p>
+    <w:p>
+      <w:r>
+        <w:rPr>
+          <w:b/>
+          <w:bCs/>
+        </w:rPr>
+        <w:t xml:space="preserve">Question 2 (sweeps): given that the inertial term exists, is it best used in the overdamped/near-first-order regime, or in a </w:t>
+      </w:r>
+      <w:proofErr w:type="gramStart"/>
+      <w:r>
+        <w:rPr>
+          <w:b/>
+          <w:bCs/>
+        </w:rPr>
+        <w:t>lightly-damped</w:t>
+      </w:r>
+      <w:proofErr w:type="gramEnd"/>
+      <w:r>
+        <w:rPr>
+          <w:b/>
+          <w:bCs/>
+        </w:rPr>
+        <w:t xml:space="preserve"> regime?</w:t>
+      </w:r>
+      <w:r>
+        <w:t> This is what the $\gamma$ sweeps test, and the honest reading of the data (after stripping out the clipping/clamping/schedule confounds) is consistently: </w:t>
+      </w:r>
+      <w:r>
+        <w:rPr>
+          <w:b/>
+          <w:bCs/>
+        </w:rPr>
+        <w:t>light damping beats heavy damping.</w:t>
+      </w:r>
+      <w:r>
+        <w:t xml:space="preserve"> Every clean signal we found — SPLM's E4/E5 U-curve, the $d{=}384$ </w:t>
+      </w:r>
+      <w:proofErr w:type="spellStart"/>
+      <w:r>
+        <w:t>aniso</w:t>
+      </w:r>
+      <w:proofErr w:type="spellEnd"/>
+      <w:r>
+        <w:t>-Gaussian bowl, the $d{=}768/1024$ monotonic preference for the smallest swept $\gamma$ — degrades as $\gamma$ is pushed toward the overdamped end, never improves.</w:t>
+      </w:r>
+    </w:p>
+    <w:p>
+      <w:pPr>
+        <w:rPr>
+          <w:b/>
+          <w:bCs/>
+        </w:rPr>
+      </w:pPr>
+      <w:r>
+        <w:rPr>
+          <w:b/>
+          <w:bCs/>
+        </w:rPr>
+        <w:t xml:space="preserve">Why "lightly damped </w:t>
+      </w:r>
+      <w:proofErr w:type="gramStart"/>
+      <w:r>
+        <w:rPr>
+          <w:b/>
+          <w:bCs/>
+        </w:rPr>
+        <w:t>second-order</w:t>
+      </w:r>
+      <w:proofErr w:type="gramEnd"/>
+      <w:r>
+        <w:rPr>
+          <w:b/>
+          <w:bCs/>
+        </w:rPr>
+        <w:t>," not "undamped second-order"</w:t>
+      </w:r>
+    </w:p>
+    <w:p>
+      <w:r>
+        <w:t xml:space="preserve">The important asymmetry, which your phrasing gets right, is that the sweet spot isn't $\gamma \to 0$ either. SPLM at $\gamma{=}0$ is genuinely unstable (Hamiltonian grows $95\times$ over 8 layers, PPL collapses to 202 — worse than the interior optimum's 144–166). Fock-PARFLM at $d{=}1024, L{=}24$ shows the same failure mode as gradient cascades regardless of $\gamma$ setting until clipping/clamping tames it. </w:t>
+      </w:r>
+      <w:proofErr w:type="gramStart"/>
+      <w:r>
+        <w:t>So</w:t>
+      </w:r>
+      <w:proofErr w:type="gramEnd"/>
+      <w:r>
+        <w:t xml:space="preserve"> the data traces out a genuine interior optimum: not zero damping (unstable, ballistic), not heavy damping (overdamped, degraded NTP fit), but a lightly-damped regime in between.</w:t>
+      </w:r>
+    </w:p>
+    <w:p>
+      <w:r>
+        <w:t>That interior shape is itself conceptually significant: a pure first-order gradient flow $\eta \dot h = -\</w:t>
+      </w:r>
+      <w:proofErr w:type="spellStart"/>
+      <w:r>
+        <w:t>nabla</w:t>
+      </w:r>
+      <w:proofErr w:type="spellEnd"/>
+      <w:r>
+        <w:t xml:space="preserve"> V$ has no inertial term to be "under-" or "over-damped" — there's nothing for $\gamma$ to trade off against, so a </w:t>
+      </w:r>
+      <w:proofErr w:type="gramStart"/>
+      <w:r>
+        <w:t>first-order</w:t>
+      </w:r>
+      <w:proofErr w:type="gramEnd"/>
+      <w:r>
+        <w:t>-only theory has no principled account of why </w:t>
+      </w:r>
+      <w:r>
+        <w:rPr>
+          <w:i/>
+          <w:iCs/>
+        </w:rPr>
+        <w:t>both</w:t>
+      </w:r>
+      <w:r>
+        <w:t> tails of a $\gamma$ sweep should be bad. A second-order system does: $\gamma$ trades off oscillatory/ballistic instability against dissipative loss of the momentum the optimizer is using to fit NTP, and an interior critical-damping-like optimum is exactly what that trade-off predicts.</w:t>
+      </w:r>
+    </w:p>
+    <w:p>
+      <w:pPr>
+        <w:rPr>
+          <w:b/>
+          <w:bCs/>
+        </w:rPr>
+      </w:pPr>
+      <w:r>
+        <w:rPr>
+          <w:b/>
+          <w:bCs/>
+        </w:rPr>
+        <w:lastRenderedPageBreak/>
+        <w:t>Putting it together</w:t>
+      </w:r>
+    </w:p>
+    <w:p>
+      <w:r>
+        <w:t>So the strengthened version of the overall case is: the SPLM</w:t>
+      </w:r>
+      <w:r>
+        <w:noBreakHyphen/>
+        <w:t>1/SPLM</w:t>
+      </w:r>
+      <w:r>
+        <w:noBreakHyphen/>
+        <w:t>2 ablation shows the inertial term is </w:t>
+      </w:r>
+      <w:r>
+        <w:rPr>
+          <w:i/>
+          <w:iCs/>
+        </w:rPr>
+        <w:t>necessary</w:t>
+      </w:r>
+      <w:r>
+        <w:t xml:space="preserve"> (binary comparison, causal, the strongest single piece of evidence); the $\gamma$ sweeps — genuinely, once </w:t>
+      </w:r>
+      <w:proofErr w:type="spellStart"/>
+      <w:r>
+        <w:t>you</w:t>
+      </w:r>
+      <w:proofErr w:type="spellEnd"/>
+      <w:r>
+        <w:t xml:space="preserve"> account for the confounds — show that even conditional on having that inertial term, the model does </w:t>
+      </w:r>
+      <w:r>
+        <w:rPr>
+          <w:i/>
+          <w:iCs/>
+        </w:rPr>
+        <w:t>not</w:t>
+      </w:r>
+      <w:r>
+        <w:t xml:space="preserve"> want to sit in the overdamped/first-order-like regime, it wants to sit lightly damped, and pushing it toward the overdamped extreme measurably costs NTP performance. Neither result alone would be fully convincing (the ablation is a single architecture/corpus; the sweeps are confounded by clipping/clamping/$V_\theta$ choice), but together they triangulate on the same conclusion from two different experimental designs, which is a meaningfully stronger position than either the acceleration-kinematics evidence or </w:t>
+      </w:r>
+      <w:proofErr w:type="gramStart"/>
+      <w:r>
+        <w:t>either result</w:t>
+      </w:r>
+      <w:proofErr w:type="gramEnd"/>
+      <w:r>
+        <w:t xml:space="preserve"> in isolation.</w:t>
+      </w:r>
+    </w:p>
+    <w:p/>
+    <w:p/>
+    <w:p/>
+    <w:p>
+      <w:pPr>
+        <w:rPr>
+          <w:color w:val="FF0000"/>
+        </w:rPr>
+      </w:pPr>
+      <w:r>
+        <w:rPr>
+          <w:color w:val="FF0000"/>
+        </w:rPr>
+        <w:t xml:space="preserve">//TODO: finish this section from </w:t>
+      </w:r>
+      <w:r>
+        <w:rPr>
+          <w:color w:val="FF0000"/>
+        </w:rPr>
+        <w:t>[2] and [3]</w:t>
+      </w:r>
+    </w:p>
+    <w:p/>
+    <w:p/>
+    <w:p>
+      <w:r>
+        <w:t xml:space="preserve"> </w:t>
+      </w:r>
+    </w:p>
+    <w:p>
+      <w:pPr>
+        <w:pStyle w:val="Heading1"/>
+      </w:pPr>
+      <w:r>
         <w:t>References</w:t>
       </w:r>
     </w:p>
@@ -2680,7 +3839,7 @@
       <w:r>
         <w:t xml:space="preserve"> </w:t>
       </w:r>
-      <w:hyperlink r:id="rId4" w:history="1">
+      <w:hyperlink r:id="rId5" w:history="1">
         <w:r>
           <w:rPr>
             <w:rStyle w:val="Hyperlink"/>
@@ -2694,15 +3853,101 @@
       <w:r>
         <w:t>[2]</w:t>
       </w:r>
-    </w:p>
-    <w:p>
+      <w:r>
+        <w:t xml:space="preserve"> </w:t>
+      </w:r>
+      <w:hyperlink r:id="rId6" w:history="1">
+        <w:r>
+          <w:rPr>
+            <w:rStyle w:val="Hyperlink"/>
+          </w:rPr>
+          <w:t>Evidence for Second-Order ODE Governing Hidden-State Evolution in Transformers</w:t>
+        </w:r>
+        <w:r>
+          <w:rPr>
+            <w:rStyle w:val="Hyperlink"/>
+          </w:rPr>
+          <w:t>, SemSimula companion note, 2026</w:t>
+        </w:r>
+      </w:hyperlink>
+    </w:p>
+    <w:p>
+      <w:pPr>
+        <w:rPr>
+          <w:b/>
+          <w:bCs/>
+        </w:rPr>
+      </w:pPr>
       <w:r>
         <w:t>[3]</w:t>
       </w:r>
+      <w:r>
+        <w:t xml:space="preserve"> </w:t>
+      </w:r>
+      <w:hyperlink r:id="rId7" w:history="1">
+        <w:r>
+          <w:rPr>
+            <w:rStyle w:val="Hyperlink"/>
+          </w:rPr>
+          <w:t>Determining the Optimal Damping Coefficient </w:t>
+        </w:r>
+        <m:oMath>
+          <m:sSup>
+            <m:sSupPr>
+              <m:ctrlPr>
+                <w:rPr>
+                  <w:rStyle w:val="Hyperlink"/>
+                  <w:rFonts w:ascii="Cambria Math" w:hAnsi="Cambria Math"/>
+                  <w:i/>
+                </w:rPr>
+              </m:ctrlPr>
+            </m:sSupPr>
+            <m:e>
+              <m:r>
+                <w:rPr>
+                  <w:rStyle w:val="Hyperlink"/>
+                  <w:rFonts w:ascii="Cambria Math" w:hAnsi="Cambria Math"/>
+                </w:rPr>
+                <m:t>γ</m:t>
+              </m:r>
+            </m:e>
+            <m:sup>
+              <m:r>
+                <w:rPr>
+                  <w:rStyle w:val="Hyperlink"/>
+                  <w:rFonts w:ascii="Cambria Math" w:hAnsi="Cambria Math"/>
+                </w:rPr>
+                <m:t>*</m:t>
+              </m:r>
+            </m:sup>
+          </m:sSup>
+        </m:oMath>
+        <w:r>
+          <w:rPr>
+            <w:rStyle w:val="Hyperlink"/>
+          </w:rPr>
+          <w:t> for SPLM</w:t>
+        </w:r>
+        <w:r>
+          <w:rPr>
+            <w:rStyle w:val="Hyperlink"/>
+          </w:rPr>
+          <w:t xml:space="preserve">, </w:t>
+        </w:r>
+        <w:r>
+          <w:rPr>
+            <w:rStyle w:val="Hyperlink"/>
+          </w:rPr>
+          <w:t>SemSimula companion note, 2026</w:t>
+        </w:r>
+      </w:hyperlink>
     </w:p>
     <w:p>
       <w:r>
         <w:t>[4]</w:t>
+      </w:r>
+      <w:r>
+        <w:t xml:space="preserve"> </w:t>
       </w:r>
     </w:p>
     <w:p/>
@@ -2725,6 +3970,163 @@
     </w:sectPr>
   </w:body>
 </w:document>
+</file>
+
+<file path=word/numbering.xml><?xml version="1.0" encoding="utf-8"?>
+<w:numbering xmlns:wpc="http://schemas.microsoft.com/office/word/2010/wordprocessingCanvas" xmlns:cx="http://schemas.microsoft.com/office/drawing/2014/chartex" xmlns:cx1="http://schemas.microsoft.com/office/drawing/2015/9/8/chartex" xmlns:cx2="http://schemas.microsoft.com/office/drawing/2015/10/21/chartex" xmlns:cx3="http://schemas.microsoft.com/office/drawing/2016/5/9/chartex" xmlns:cx4="http://schemas.microsoft.com/office/drawing/2016/5/10/chartex" xmlns:cx5="http://schemas.microsoft.com/office/drawing/2016/5/11/chartex" xmlns:cx6="http://schemas.microsoft.com/office/drawing/2016/5/12/chartex" xmlns:cx7="http://schemas.microsoft.com/office/drawing/2016/5/13/chartex" xmlns:cx8="http://schemas.microsoft.com/office/drawing/2016/5/14/chartex" xmlns:mc="http://schemas.openxmlformats.org/markup-compatibility/2006" xmlns:aink="http://schemas.microsoft.com/office/drawing/2016/ink" xmlns:am3d="http://schemas.microsoft.com/office/drawing/2017/model3d" xmlns:o="urn:schemas-microsoft-com:office:office" xmlns:oel="http://schemas.microsoft.com/office/2019/extlst" xmlns:r="http://schemas.openxmlformats.org/officeDocument/2006/relationships" xmlns:m="http://schemas.openxmlformats.org/officeDocument/2006/math" xmlns:v="urn:schemas-microsoft-com:vml" xmlns:wp14="http://schemas.microsoft.com/office/word/2010/wordprocessingDrawing" xmlns:wp="http://schemas.openxmlformats.org/drawingml/2006/wordprocessingDrawing" xmlns:w10="urn:schemas-microsoft-com:office:word" xmlns:w="http://schemas.openxmlformats.org/wordprocessingml/2006/main" xmlns:w14="http://schemas.microsoft.com/office/word/2010/wordml" xmlns:w15="http://schemas.microsoft.com/office/word/2012/wordml" xmlns:w16cex="http://schemas.microsoft.com/office/word/2018/wordml/cex" xmlns:w16cid="http://schemas.microsoft.com/office/word/2016/wordml/cid" xmlns:w16="http://schemas.microsoft.com/office/word/2018/wordml" xmlns:w16sdtdh="http://schemas.microsoft.com/office/word/2020/wordml/sdtdatahash" xmlns:w16se="http://schemas.microsoft.com/office/word/2015/wordml/symex" xmlns:wpg="http://schemas.microsoft.com/office/word/2010/wordprocessingGroup" xmlns:wpi="http://schemas.microsoft.com/office/word/2010/wordprocessingInk" xmlns:wne="http://schemas.microsoft.com/office/word/2006/wordml" xmlns:wps="http://schemas.microsoft.com/office/word/2010/wordprocessingShape" mc:Ignorable="w14 w15 w16se w16cid w16 w16cex w16sdtdh wp14">
+  <w:abstractNum w:abstractNumId="0" w15:restartNumberingAfterBreak="0">
+    <w:nsid w:val="4DCC4559"/>
+    <w:multiLevelType w:val="multilevel"/>
+    <w:tmpl w:val="645EF5D4"/>
+    <w:lvl w:ilvl="0">
+      <w:start w:val="1"/>
+      <w:numFmt w:val="bullet"/>
+      <w:lvlText w:val=""/>
+      <w:lvlJc w:val="left"/>
+      <w:pPr>
+        <w:tabs>
+          <w:tab w:val="num" w:pos="720"/>
+        </w:tabs>
+        <w:ind w:left="720" w:hanging="360"/>
+      </w:pPr>
+      <w:rPr>
+        <w:rFonts w:ascii="Symbol" w:hAnsi="Symbol" w:hint="default"/>
+        <w:sz w:val="20"/>
+      </w:rPr>
+    </w:lvl>
+    <w:lvl w:ilvl="1" w:tentative="1">
+      <w:start w:val="1"/>
+      <w:numFmt w:val="bullet"/>
+      <w:lvlText w:val="o"/>
+      <w:lvlJc w:val="left"/>
+      <w:pPr>
+        <w:tabs>
+          <w:tab w:val="num" w:pos="1440"/>
+        </w:tabs>
+        <w:ind w:left="1440" w:hanging="360"/>
+      </w:pPr>
+      <w:rPr>
+        <w:rFonts w:ascii="Courier New" w:hAnsi="Courier New" w:hint="default"/>
+        <w:sz w:val="20"/>
+      </w:rPr>
+    </w:lvl>
+    <w:lvl w:ilvl="2" w:tentative="1">
+      <w:start w:val="1"/>
+      <w:numFmt w:val="bullet"/>
+      <w:lvlText w:val=""/>
+      <w:lvlJc w:val="left"/>
+      <w:pPr>
+        <w:tabs>
+          <w:tab w:val="num" w:pos="2160"/>
+        </w:tabs>
+        <w:ind w:left="2160" w:hanging="360"/>
+      </w:pPr>
+      <w:rPr>
+        <w:rFonts w:ascii="Wingdings" w:hAnsi="Wingdings" w:hint="default"/>
+        <w:sz w:val="20"/>
+      </w:rPr>
+    </w:lvl>
+    <w:lvl w:ilvl="3" w:tentative="1">
+      <w:start w:val="1"/>
+      <w:numFmt w:val="bullet"/>
+      <w:lvlText w:val=""/>
+      <w:lvlJc w:val="left"/>
+      <w:pPr>
+        <w:tabs>
+          <w:tab w:val="num" w:pos="2880"/>
+        </w:tabs>
+        <w:ind w:left="2880" w:hanging="360"/>
+      </w:pPr>
+      <w:rPr>
+        <w:rFonts w:ascii="Wingdings" w:hAnsi="Wingdings" w:hint="default"/>
+        <w:sz w:val="20"/>
+      </w:rPr>
+    </w:lvl>
+    <w:lvl w:ilvl="4" w:tentative="1">
+      <w:start w:val="1"/>
+      <w:numFmt w:val="bullet"/>
+      <w:lvlText w:val=""/>
+      <w:lvlJc w:val="left"/>
+      <w:pPr>
+        <w:tabs>
+          <w:tab w:val="num" w:pos="3600"/>
+        </w:tabs>
+        <w:ind w:left="3600" w:hanging="360"/>
+      </w:pPr>
+      <w:rPr>
+        <w:rFonts w:ascii="Wingdings" w:hAnsi="Wingdings" w:hint="default"/>
+        <w:sz w:val="20"/>
+      </w:rPr>
+    </w:lvl>
+    <w:lvl w:ilvl="5" w:tentative="1">
+      <w:start w:val="1"/>
+      <w:numFmt w:val="bullet"/>
+      <w:lvlText w:val=""/>
+      <w:lvlJc w:val="left"/>
+      <w:pPr>
+        <w:tabs>
+          <w:tab w:val="num" w:pos="4320"/>
+        </w:tabs>
+        <w:ind w:left="4320" w:hanging="360"/>
+      </w:pPr>
+      <w:rPr>
+        <w:rFonts w:ascii="Wingdings" w:hAnsi="Wingdings" w:hint="default"/>
+        <w:sz w:val="20"/>
+      </w:rPr>
+    </w:lvl>
+    <w:lvl w:ilvl="6" w:tentative="1">
+      <w:start w:val="1"/>
+      <w:numFmt w:val="bullet"/>
+      <w:lvlText w:val=""/>
+      <w:lvlJc w:val="left"/>
+      <w:pPr>
+        <w:tabs>
+          <w:tab w:val="num" w:pos="5040"/>
+        </w:tabs>
+        <w:ind w:left="5040" w:hanging="360"/>
+      </w:pPr>
+      <w:rPr>
+        <w:rFonts w:ascii="Wingdings" w:hAnsi="Wingdings" w:hint="default"/>
+        <w:sz w:val="20"/>
+      </w:rPr>
+    </w:lvl>
+    <w:lvl w:ilvl="7" w:tentative="1">
+      <w:start w:val="1"/>
+      <w:numFmt w:val="bullet"/>
+      <w:lvlText w:val=""/>
+      <w:lvlJc w:val="left"/>
+      <w:pPr>
+        <w:tabs>
+          <w:tab w:val="num" w:pos="5760"/>
+        </w:tabs>
+        <w:ind w:left="5760" w:hanging="360"/>
+      </w:pPr>
+      <w:rPr>
+        <w:rFonts w:ascii="Wingdings" w:hAnsi="Wingdings" w:hint="default"/>
+        <w:sz w:val="20"/>
+      </w:rPr>
+    </w:lvl>
+    <w:lvl w:ilvl="8" w:tentative="1">
+      <w:start w:val="1"/>
+      <w:numFmt w:val="bullet"/>
+      <w:lvlText w:val=""/>
+      <w:lvlJc w:val="left"/>
+      <w:pPr>
+        <w:tabs>
+          <w:tab w:val="num" w:pos="6480"/>
+        </w:tabs>
+        <w:ind w:left="6480" w:hanging="360"/>
+      </w:pPr>
+      <w:rPr>
+        <w:rFonts w:ascii="Wingdings" w:hAnsi="Wingdings" w:hint="default"/>
+        <w:sz w:val="20"/>
+      </w:rPr>
+    </w:lvl>
+  </w:abstractNum>
+  <w:num w:numId="1" w16cid:durableId="809203632">
+    <w:abstractNumId w:val="0"/>
+  </w:num>
+</w:numbering>
 </file>
 
 <file path=word/styles.xml><?xml version="1.0" encoding="utf-8"?>
@@ -3332,7 +4734,6 @@
   <w:style w:type="character" w:default="1" w:styleId="DefaultParagraphFont">
     <w:name w:val="Default Paragraph Font"/>
     <w:uiPriority w:val="1"/>
-    <w:semiHidden/>
     <w:unhideWhenUsed/>
   </w:style>
   <w:style w:type="table" w:default="1" w:styleId="TableNormal">
@@ -3665,6 +5066,18 @@
       <w:u w:val="single"/>
     </w:rPr>
   </w:style>
+  <w:style w:type="character" w:styleId="UnresolvedMention">
+    <w:name w:val="Unresolved Mention"/>
+    <w:basedOn w:val="DefaultParagraphFont"/>
+    <w:uiPriority w:val="99"/>
+    <w:semiHidden/>
+    <w:unhideWhenUsed/>
+    <w:rsid w:val="00C37B74"/>
+    <w:rPr>
+      <w:color w:val="605E5C"/>
+      <w:shd w:val="clear" w:color="auto" w:fill="E1DFDD"/>
+    </w:rPr>
+  </w:style>
 </w:styles>
 </file>
 

--- a/docs/splm/SPLM-Language_Modeling_as_Second_Order_Damped_Lagrangian_Flow.docx
+++ b/docs/splm/SPLM-Language_Modeling_as_Second_Order_Damped_Lagrangian_Flow.docx
@@ -3943,13 +3943,34 @@
       </w:hyperlink>
     </w:p>
     <w:p>
+      <w:pPr>
+        <w:rPr>
+          <w:b/>
+          <w:bCs/>
+        </w:rPr>
+      </w:pPr>
       <w:r>
         <w:t>[4]</w:t>
       </w:r>
       <w:r>
         <w:t xml:space="preserve"> </w:t>
       </w:r>
-    </w:p>
+      <w:hyperlink r:id="rId8" w:history="1">
+        <w:r>
+          <w:rPr>
+            <w:rStyle w:val="Hyperlink"/>
+          </w:rPr>
+          <w:t>Replacing the Conservative Mechanism of SPLM with a First-Order ODE</w:t>
+        </w:r>
+        <w:r>
+          <w:rPr>
+            <w:rStyle w:val="Hyperlink"/>
+          </w:rPr>
+          <w:t>, SemSimula companion note, 2026</w:t>
+        </w:r>
+      </w:hyperlink>
+    </w:p>
+    <w:p/>
     <w:p/>
     <w:p/>
     <w:p>

--- a/docs/splm/SPLM-Language_Modeling_as_Second_Order_Damped_Lagrangian_Flow.docx
+++ b/docs/splm/SPLM-Language_Modeling_as_Second_Order_Damped_Lagrangian_Flow.docx
@@ -3814,7 +3814,25 @@
         <w:rPr>
           <w:color w:val="FF0000"/>
         </w:rPr>
-        <w:t>[2] and [3]</w:t>
+        <w:t>[2]</w:t>
+      </w:r>
+      <w:r>
+        <w:rPr>
+          <w:color w:val="FF0000"/>
+        </w:rPr>
+        <w:t xml:space="preserve">, </w:t>
+      </w:r>
+      <w:r>
+        <w:rPr>
+          <w:color w:val="FF0000"/>
+        </w:rPr>
+        <w:t>[3]</w:t>
+      </w:r>
+      <w:r>
+        <w:rPr>
+          <w:color w:val="FF0000"/>
+        </w:rPr>
+        <w:t>, and [4]</w:t>
       </w:r>
     </w:p>
     <w:p/>

--- a/docs/splm/SPLM-Language_Modeling_as_Second_Order_Damped_Lagrangian_Flow.docx
+++ b/docs/splm/SPLM-Language_Modeling_as_Second_Order_Damped_Lagrangian_Flow.docx
@@ -20,6 +20,9 @@
       <w:pPr>
         <w:pStyle w:val="Heading1"/>
       </w:pPr>
+      <w:r>
+        <w:t xml:space="preserve">Conventions and an </w:t>
+      </w:r>
       <w:r>
         <w:t>Introduction</w:t>
       </w:r>
@@ -2792,19 +2795,7 @@
       </w:pPr>
       <w:r>
         <w:lastRenderedPageBreak/>
-        <w:t>D</w:t>
-      </w:r>
-      <w:r>
-        <w:t xml:space="preserve">o we </w:t>
-      </w:r>
-      <w:r>
-        <w:t xml:space="preserve">really </w:t>
-      </w:r>
-      <w:r>
-        <w:t>need second order</w:t>
-      </w:r>
-      <w:r>
-        <w:t xml:space="preserve"> governing equations of motion to describe the dynamics of semantic particles?</w:t>
+        <w:t>First-order versus Second-order Dynamics Hypotheses</w:t>
       </w:r>
     </w:p>
     <w:p/>
@@ -3832,7 +3823,13 @@
         <w:rPr>
           <w:color w:val="FF0000"/>
         </w:rPr>
-        <w:t>, and [4]</w:t>
+        <w:t>, [4]</w:t>
+      </w:r>
+      <w:r>
+        <w:rPr>
+          <w:color w:val="FF0000"/>
+        </w:rPr>
+        <w:t>, [5]</w:t>
       </w:r>
     </w:p>
     <w:p/>
@@ -3985,6 +3982,25 @@
             <w:rStyle w:val="Hyperlink"/>
           </w:rPr>
           <w:t>, SemSimula companion note, 2026</w:t>
+        </w:r>
+      </w:hyperlink>
+    </w:p>
+    <w:p>
+      <w:pPr>
+        <w:rPr>
+          <w:b/>
+          <w:bCs/>
+        </w:rPr>
+      </w:pPr>
+      <w:r>
+        <w:t xml:space="preserve">[5] </w:t>
+      </w:r>
+      <w:hyperlink r:id="rId9" w:history="1">
+        <w:r>
+          <w:rPr>
+            <w:rStyle w:val="Hyperlink"/>
+          </w:rPr>
+          <w:t>Implicit vs. Explicit Damping, and the First-Order vs Second-Order Dynamics Hypothesis, SemSimula companion note, 2026</w:t>
         </w:r>
       </w:hyperlink>
     </w:p>
